--- a/klagomål/A 23767-2026 FSC-klagomål.docx
+++ b/klagomål/A 23767-2026 FSC-klagomål.docx
@@ -1015,7 +1015,7 @@
     <w:r>
       <w:tab/>
       <w:tab/>
-      <w:t>2026-05-23</w:t>
+      <w:t>2026-05-24</w:t>
       <w:br/>
       <w:br/>
     </w:r>

--- a/klagomål/A 23767-2026 FSC-klagomål.docx
+++ b/klagomål/A 23767-2026 FSC-klagomål.docx
@@ -1015,7 +1015,7 @@
     <w:r>
       <w:tab/>
       <w:tab/>
-      <w:t>2026-05-24</w:t>
+      <w:t>2026-05-25</w:t>
       <w:br/>
       <w:br/>
     </w:r>

--- a/klagomål/A 23767-2026 FSC-klagomål.docx
+++ b/klagomål/A 23767-2026 FSC-klagomål.docx
@@ -1015,7 +1015,7 @@
     <w:r>
       <w:tab/>
       <w:tab/>
-      <w:t>2026-05-25</w:t>
+      <w:t>2026-05-26</w:t>
       <w:br/>
       <w:br/>
     </w:r>

--- a/klagomål/A 23767-2026 FSC-klagomål.docx
+++ b/klagomål/A 23767-2026 FSC-klagomål.docx
@@ -1015,7 +1015,7 @@
     <w:r>
       <w:tab/>
       <w:tab/>
-      <w:t>2026-05-26</w:t>
+      <w:t>2026-05-27</w:t>
       <w:br/>
       <w:br/>
     </w:r>

--- a/klagomål/A 23767-2026 FSC-klagomål.docx
+++ b/klagomål/A 23767-2026 FSC-klagomål.docx
@@ -1015,7 +1015,7 @@
     <w:r>
       <w:tab/>
       <w:tab/>
-      <w:t>2026-05-27</w:t>
+      <w:t>2026-05-28</w:t>
       <w:br/>
       <w:br/>
     </w:r>

--- a/klagomål/A 23767-2026 FSC-klagomål.docx
+++ b/klagomål/A 23767-2026 FSC-klagomål.docx
@@ -1015,7 +1015,7 @@
     <w:r>
       <w:tab/>
       <w:tab/>
-      <w:t>2026-05-28</w:t>
+      <w:t>2026-05-29</w:t>
       <w:br/>
       <w:br/>
     </w:r>

--- a/klagomål/A 23767-2026 FSC-klagomål.docx
+++ b/klagomål/A 23767-2026 FSC-klagomål.docx
@@ -1015,7 +1015,7 @@
     <w:r>
       <w:tab/>
       <w:tab/>
-      <w:t>2026-05-29</w:t>
+      <w:t>2026-05-30</w:t>
       <w:br/>
       <w:br/>
     </w:r>

--- a/klagomål/A 23767-2026 FSC-klagomål.docx
+++ b/klagomål/A 23767-2026 FSC-klagomål.docx
@@ -1015,7 +1015,7 @@
     <w:r>
       <w:tab/>
       <w:tab/>
-      <w:t>2026-05-30</w:t>
+      <w:t>2026-05-31</w:t>
       <w:br/>
       <w:br/>
     </w:r>

--- a/klagomål/A 23767-2026 FSC-klagomål.docx
+++ b/klagomål/A 23767-2026 FSC-klagomål.docx
@@ -1015,7 +1015,7 @@
     <w:r>
       <w:tab/>
       <w:tab/>
-      <w:t>2026-05-31</w:t>
+      <w:t>2026-06-01</w:t>
       <w:br/>
       <w:br/>
     </w:r>

--- a/klagomål/A 23767-2026 FSC-klagomål.docx
+++ b/klagomål/A 23767-2026 FSC-klagomål.docx
@@ -1015,7 +1015,7 @@
     <w:r>
       <w:tab/>
       <w:tab/>
-      <w:t>2026-06-01</w:t>
+      <w:t>2026-06-02</w:t>
       <w:br/>
       <w:br/>
     </w:r>

--- a/klagomål/A 23767-2026 FSC-klagomål.docx
+++ b/klagomål/A 23767-2026 FSC-klagomål.docx
@@ -1015,7 +1015,7 @@
     <w:r>
       <w:tab/>
       <w:tab/>
-      <w:t>2026-06-02</w:t>
+      <w:t>2026-06-03</w:t>
       <w:br/>
       <w:br/>
     </w:r>

--- a/klagomål/A 23767-2026 FSC-klagomål.docx
+++ b/klagomål/A 23767-2026 FSC-klagomål.docx
@@ -1015,7 +1015,7 @@
     <w:r>
       <w:tab/>
       <w:tab/>
-      <w:t>2026-06-03</w:t>
+      <w:t>2026-06-04</w:t>
       <w:br/>
       <w:br/>
     </w:r>

--- a/klagomål/A 23767-2026 FSC-klagomål.docx
+++ b/klagomål/A 23767-2026 FSC-klagomål.docx
@@ -1015,7 +1015,7 @@
     <w:r>
       <w:tab/>
       <w:tab/>
-      <w:t>2026-06-04</w:t>
+      <w:t>2026-06-05</w:t>
       <w:br/>
       <w:br/>
     </w:r>

--- a/klagomål/A 23767-2026 FSC-klagomål.docx
+++ b/klagomål/A 23767-2026 FSC-klagomål.docx
@@ -1015,7 +1015,7 @@
     <w:r>
       <w:tab/>
       <w:tab/>
-      <w:t>2026-06-05</w:t>
+      <w:t>2026-06-06</w:t>
       <w:br/>
       <w:br/>
     </w:r>

--- a/klagomål/A 23767-2026 FSC-klagomål.docx
+++ b/klagomål/A 23767-2026 FSC-klagomål.docx
@@ -1015,7 +1015,7 @@
     <w:r>
       <w:tab/>
       <w:tab/>
-      <w:t>2026-06-06</w:t>
+      <w:t>2026-06-07</w:t>
       <w:br/>
       <w:br/>
     </w:r>

--- a/klagomål/A 23767-2026 FSC-klagomål.docx
+++ b/klagomål/A 23767-2026 FSC-klagomål.docx
@@ -1015,7 +1015,7 @@
     <w:r>
       <w:tab/>
       <w:tab/>
-      <w:t>2026-06-07</w:t>
+      <w:t>2026-06-08</w:t>
       <w:br/>
       <w:br/>
     </w:r>

--- a/klagomål/A 23767-2026 FSC-klagomål.docx
+++ b/klagomål/A 23767-2026 FSC-klagomål.docx
@@ -1015,7 +1015,7 @@
     <w:r>
       <w:tab/>
       <w:tab/>
-      <w:t>2026-06-08</w:t>
+      <w:t>2026-06-09</w:t>
       <w:br/>
       <w:br/>
     </w:r>

--- a/klagomål/A 23767-2026 FSC-klagomål.docx
+++ b/klagomål/A 23767-2026 FSC-klagomål.docx
@@ -1015,7 +1015,7 @@
     <w:r>
       <w:tab/>
       <w:tab/>
-      <w:t>2026-06-09</w:t>
+      <w:t>2026-06-10</w:t>
       <w:br/>
       <w:br/>
     </w:r>

--- a/klagomål/A 23767-2026 FSC-klagomål.docx
+++ b/klagomål/A 23767-2026 FSC-klagomål.docx
@@ -1015,7 +1015,7 @@
     <w:r>
       <w:tab/>
       <w:tab/>
-      <w:t>2026-06-10</w:t>
+      <w:t>2026-06-11</w:t>
       <w:br/>
       <w:br/>
     </w:r>

--- a/klagomål/A 23767-2026 FSC-klagomål.docx
+++ b/klagomål/A 23767-2026 FSC-klagomål.docx
@@ -1015,7 +1015,7 @@
     <w:r>
       <w:tab/>
       <w:tab/>
-      <w:t>2026-06-11</w:t>
+      <w:t>2026-06-12</w:t>
       <w:br/>
       <w:br/>
     </w:r>

--- a/klagomål/A 23767-2026 FSC-klagomål.docx
+++ b/klagomål/A 23767-2026 FSC-klagomål.docx
@@ -1015,7 +1015,7 @@
     <w:r>
       <w:tab/>
       <w:tab/>
-      <w:t>2026-06-12</w:t>
+      <w:t>2026-06-13</w:t>
       <w:br/>
       <w:br/>
     </w:r>

--- a/klagomål/A 23767-2026 FSC-klagomål.docx
+++ b/klagomål/A 23767-2026 FSC-klagomål.docx
@@ -1015,7 +1015,7 @@
     <w:r>
       <w:tab/>
       <w:tab/>
-      <w:t>2026-06-13</w:t>
+      <w:t>2026-06-14</w:t>
       <w:br/>
       <w:br/>
     </w:r>

--- a/klagomål/A 23767-2026 FSC-klagomål.docx
+++ b/klagomål/A 23767-2026 FSC-klagomål.docx
@@ -1015,7 +1015,7 @@
     <w:r>
       <w:tab/>
       <w:tab/>
-      <w:t>2026-06-15</w:t>
+      <w:t>2026-06-16</w:t>
       <w:br/>
       <w:br/>
     </w:r>

--- a/klagomål/A 23767-2026 FSC-klagomål.docx
+++ b/klagomål/A 23767-2026 FSC-klagomål.docx
@@ -1015,7 +1015,7 @@
     <w:r>
       <w:tab/>
       <w:tab/>
-      <w:t>2026-06-16</w:t>
+      <w:t>2026-06-17</w:t>
       <w:br/>
       <w:br/>
     </w:r>

--- a/klagomål/A 23767-2026 FSC-klagomål.docx
+++ b/klagomål/A 23767-2026 FSC-klagomål.docx
@@ -1,6 +1,6 @@
 
 <file path=word/document.xml><?xml version="1.0" encoding="utf-8"?>
-<w:document xmlns:wpc="http://schemas.microsoft.com/office/word/2010/wordprocessingCanvas" xmlns:cx="http://schemas.microsoft.com/office/drawing/2014/chartex" xmlns:cx1="http://schemas.microsoft.com/office/drawing/2015/9/8/chartex" xmlns:cx2="http://schemas.microsoft.com/office/drawing/2015/10/21/chartex" xmlns:cx3="http://schemas.microsoft.com/office/drawing/2016/5/9/chartex" xmlns:cx4="http://schemas.microsoft.com/office/drawing/2016/5/10/chartex" xmlns:cx5="http://schemas.microsoft.com/office/drawing/2016/5/11/chartex" xmlns:cx6="http://schemas.microsoft.com/office/drawing/2016/5/12/chartex" xmlns:cx7="http://schemas.microsoft.com/office/drawing/2016/5/13/chartex" xmlns:cx8="http://schemas.microsoft.com/office/drawing/2016/5/14/chartex" xmlns:mc="http://schemas.openxmlformats.org/markup-compatibility/2006" xmlns:aink="http://schemas.microsoft.com/office/drawing/2016/ink" xmlns:am3d="http://schemas.microsoft.com/office/drawing/2017/model3d" xmlns:o="urn:schemas-microsoft-com:office:office" xmlns:oel="http://schemas.microsoft.com/office/2019/extlst" xmlns:r="http://schemas.openxmlformats.org/officeDocument/2006/relationships" xmlns:m="http://schemas.openxmlformats.org/officeDocument/2006/math" xmlns:v="urn:schemas-microsoft-com:vml" xmlns:wp14="http://schemas.microsoft.com/office/word/2010/wordprocessingDrawing" xmlns:wp="http://schemas.openxmlformats.org/drawingml/2006/wordprocessingDrawing" xmlns:w10="urn:schemas-microsoft-com:office:word" xmlns:w="http://schemas.openxmlformats.org/wordprocessingml/2006/main" xmlns:w14="http://schemas.microsoft.com/office/word/2010/wordml" xmlns:w15="http://schemas.microsoft.com/office/word/2012/wordml" xmlns:w16cex="http://schemas.microsoft.com/office/word/2018/wordml/cex" xmlns:w16cid="http://schemas.microsoft.com/office/word/2016/wordml/cid" xmlns:w16="http://schemas.microsoft.com/office/word/2018/wordml" xmlns:w16sdtdh="http://schemas.microsoft.com/office/word/2020/wordml/sdtdatahash" xmlns:w16se="http://schemas.microsoft.com/office/word/2015/wordml/symex" xmlns:wpg="http://schemas.microsoft.com/office/word/2010/wordprocessingGroup" xmlns:wpi="http://schemas.microsoft.com/office/word/2010/wordprocessingInk" xmlns:wne="http://schemas.microsoft.com/office/word/2006/wordml" xmlns:wps="http://schemas.microsoft.com/office/word/2010/wordprocessingShape" mc:Ignorable="w14 w15 w16se w16cid w16 w16cex w16sdtdh wp14">
+<w:document xmlns:wpc="http://schemas.microsoft.com/office/word/2010/wordprocessingCanvas" xmlns:cx="http://schemas.microsoft.com/office/drawing/2014/chartex" xmlns:cx1="http://schemas.microsoft.com/office/drawing/2015/9/8/chartex" xmlns:cx2="http://schemas.microsoft.com/office/drawing/2015/10/21/chartex" xmlns:cx3="http://schemas.microsoft.com/office/drawing/2016/5/9/chartex" xmlns:cx4="http://schemas.microsoft.com/office/drawing/2016/5/10/chartex" xmlns:cx5="http://schemas.microsoft.com/office/drawing/2016/5/11/chartex" xmlns:cx6="http://schemas.microsoft.com/office/drawing/2016/5/12/chartex" xmlns:cx7="http://schemas.microsoft.com/office/drawing/2016/5/13/chartex" xmlns:cx8="http://schemas.microsoft.com/office/drawing/2016/5/14/chartex" xmlns:mc="http://schemas.openxmlformats.org/markup-compatibility/2006" xmlns:aink="http://schemas.microsoft.com/office/drawing/2016/ink" xmlns:am3d="http://schemas.microsoft.com/office/drawing/2017/model3d" xmlns:o="urn:schemas-microsoft-com:office:office" xmlns:oel="http://schemas.microsoft.com/office/2019/extlst" xmlns:r="http://schemas.openxmlformats.org/officeDocument/2006/relationships" xmlns:m="http://schemas.openxmlformats.org/officeDocument/2006/math" xmlns:v="urn:schemas-microsoft-com:vml" xmlns:wp14="http://schemas.microsoft.com/office/word/2010/wordprocessingDrawing" xmlns:wp="http://schemas.openxmlformats.org/drawingml/2006/wordprocessingDrawing" xmlns:w10="urn:schemas-microsoft-com:office:word" xmlns:w="http://schemas.openxmlformats.org/wordprocessingml/2006/main" xmlns:w14="http://schemas.microsoft.com/office/word/2010/wordml" xmlns:w15="http://schemas.microsoft.com/office/word/2012/wordml" xmlns:w16cex="http://schemas.microsoft.com/office/word/2018/wordml/cex" xmlns:w16cid="http://schemas.microsoft.com/office/word/2016/wordml/cid" xmlns:w16="http://schemas.microsoft.com/office/word/2018/wordml" xmlns:w16du="http://schemas.microsoft.com/office/word/2023/wordml/word16du" xmlns:w16sdtdh="http://schemas.microsoft.com/office/word/2020/wordml/sdtdatahash" xmlns:w16sdtfl="http://schemas.microsoft.com/office/word/2024/wordml/sdtformatlock" xmlns:w16se="http://schemas.microsoft.com/office/word/2015/wordml/symex" xmlns:wpg="http://schemas.microsoft.com/office/word/2010/wordprocessingGroup" xmlns:wpi="http://schemas.microsoft.com/office/word/2010/wordprocessingInk" xmlns:wne="http://schemas.microsoft.com/office/word/2006/wordml" xmlns:wps="http://schemas.microsoft.com/office/word/2010/wordprocessingShape" mc:Ignorable="w14 w15 w16se w16cid w16 w16cex w16sdtdh w16sdtfl w16du wp14">
   <w:body>
     <w:p>
       <w:r>
@@ -168,7 +168,7 @@
     </w:p>
     <w:p>
       <w:r>
-        <w:t>Detta dokument behandlar höga naturvärden i avverkningsanmälan A 23767-2026 i Värmdö kommun. Denna avverkningsanmälan inkom 2026-05-22 13:33:01 och omfattar 5,1 ha.</w:t>
+        <w:t>Detta dokument behandlar höga naturvärden i avverkningsanmälan A 23767-2026 i Värmdö kommun som inkom 2026-05-22 och omfattar 5,1 ha.</w:t>
       </w:r>
     </w:p>
     <w:p>
@@ -191,12 +191,15 @@
     </w:p>
     <w:p>
       <w:r>
-        <w:t>I avverkningsanmälan har följande 9 naturvårdsarter hittats: blylav (EN), klosterlav (VU), mörk kraterlav (VU), lunglav (NT), strävlosta (S), svart trolldruva (S), sårläka (S), tibast (S) och vårärt (S). Av dessa är 4 rödlistade. För rödlistade arter har rödlistekategorin angivits inom parentes. Arter som är signalarter enligt Skogsstyrelsen har markerats med (S).</w:t>
+        <w:t>I avverkningsanmälan har följande 9 naturvårdsarter hittats: blylav (EN, T), klosterlav (VU), mörk kraterlav (VU), lunglav (NT, T), sårläka (NT, T), vårärt (NT, T), strävlosta (S, T), svart trolldruva (S, T) och tibast (S, T). Av dessa är 6 rödlistade. För rödlistade arter har rödlistekategorin angivits inom parentes. Arter som är signalarter enligt Skogsstyrelsen har markerats med (S). Typiska arter inom Natura 2000 som är kopplade till skogsekosystem har markerats med (T).</w:t>
       </w:r>
     </w:p>
     <w:p>
       <w:r>
-        <w:t>De påträffade naturvårdsarterna är ett tydligt kvitto på att detta rör sig om en skog med höga naturvärden. I Figur 1 visas en karta över det avverkningsanmälda området, där samtliga fyndplatser för naturvårdsarter som finns registrerade på Artportalen har markerats.</w:t>
+        <w:t>De påträffade naturvårdsarterna är ett tydligt kvitto på att det rör sig om en skog med höga naturvärden.</w:t>
+      </w:r>
+      <w:r>
+        <w:t xml:space="preserve"> I Figur 1 visas fyndplatser för naturvårdsarter i området, som finns registrerade på Artportalen.</w:t>
       </w:r>
     </w:p>
     <w:p>
@@ -206,7 +209,7 @@
       <w:r>
         <w:drawing>
           <wp:inline xmlns:a="http://schemas.openxmlformats.org/drawingml/2006/main" xmlns:pic="http://schemas.openxmlformats.org/drawingml/2006/picture">
-            <wp:extent cx="5486400" cy="5065465"/>
+            <wp:extent cx="5486400" cy="4958206"/>
             <wp:docPr id="1" name="Picture 1"/>
             <wp:cNvGraphicFramePr>
               <a:graphicFrameLocks noChangeAspect="1"/>
@@ -227,7 +230,7 @@
                   <pic:spPr>
                     <a:xfrm>
                       <a:off x="0" y="0"/>
-                      <a:ext cx="5486400" cy="5065465"/>
+                      <a:ext cx="5486400" cy="4958206"/>
                     </a:xfrm>
                     <a:prstGeom prst="rect"/>
                   </pic:spPr>
@@ -241,9 +244,10 @@
     <w:p>
       <w:pPr>
         <w:pStyle w:val="Caption"/>
+        <w:spacing w:after="240"/>
       </w:pPr>
       <w:r>
-        <w:t>Figur 1. Fyndplatser för naturvårdsarter i det avverkningsanmälda området (röd linje). Markörer utan svart kant är placerade på fyndplatsen. Markörer med svart kant är placerade vid sidan av fyndplatsen och har ett svart streck som visar fyndplatsens exakta position. Kartans mittpunktskoordinat är N 6592254, E 711270 i SWEREF 99 TM.</w:t>
+        <w:t>Figur 1. Fyndplatser för naturvårdsarter i avverkningsanmälan (röd linje). Markörer utan svart kant är placerade på fyndplatsen. Markörer med svart kant är placerade vid sidan av fyndplatsen och har ett svart streck som visar fyndplatsens exakta position. Kartans mittpunktskoordinat är N 6592254, E 711270 i SWEREF 99 TM.</w:t>
       </w:r>
     </w:p>
     <w:p>
@@ -588,7 +592,7 @@
         <w:rPr>
           <w:i/>
         </w:rPr>
-        <w:t>I det avverkningsanmälda skogsområdet har 9 naturvårdsarter varav 4 rödlistade arter sina livsmiljöer och växtplatser.</w:t>
+        <w:t>I det avverkningsanmälda skogsområdet har 9 naturvårdsarter varav 6 rödlistade arter sina livsmiljöer och växtplatser.</w:t>
       </w:r>
     </w:p>
     <w:p>
@@ -905,7 +909,7 @@
 </file>
 
 <file path=word/endnotes.xml><?xml version="1.0" encoding="utf-8"?>
-<w:endnotes xmlns:wpc="http://schemas.microsoft.com/office/word/2010/wordprocessingCanvas" xmlns:cx="http://schemas.microsoft.com/office/drawing/2014/chartex" xmlns:cx1="http://schemas.microsoft.com/office/drawing/2015/9/8/chartex" xmlns:cx2="http://schemas.microsoft.com/office/drawing/2015/10/21/chartex" xmlns:cx3="http://schemas.microsoft.com/office/drawing/2016/5/9/chartex" xmlns:cx4="http://schemas.microsoft.com/office/drawing/2016/5/10/chartex" xmlns:cx5="http://schemas.microsoft.com/office/drawing/2016/5/11/chartex" xmlns:cx6="http://schemas.microsoft.com/office/drawing/2016/5/12/chartex" xmlns:cx7="http://schemas.microsoft.com/office/drawing/2016/5/13/chartex" xmlns:cx8="http://schemas.microsoft.com/office/drawing/2016/5/14/chartex" xmlns:mc="http://schemas.openxmlformats.org/markup-compatibility/2006" xmlns:aink="http://schemas.microsoft.com/office/drawing/2016/ink" xmlns:am3d="http://schemas.microsoft.com/office/drawing/2017/model3d" xmlns:o="urn:schemas-microsoft-com:office:office" xmlns:oel="http://schemas.microsoft.com/office/2019/extlst" xmlns:r="http://schemas.openxmlformats.org/officeDocument/2006/relationships" xmlns:m="http://schemas.openxmlformats.org/officeDocument/2006/math" xmlns:v="urn:schemas-microsoft-com:vml" xmlns:wp14="http://schemas.microsoft.com/office/word/2010/wordprocessingDrawing" xmlns:wp="http://schemas.openxmlformats.org/drawingml/2006/wordprocessingDrawing" xmlns:w10="urn:schemas-microsoft-com:office:word" xmlns:w="http://schemas.openxmlformats.org/wordprocessingml/2006/main" xmlns:w14="http://schemas.microsoft.com/office/word/2010/wordml" xmlns:w15="http://schemas.microsoft.com/office/word/2012/wordml" xmlns:w16cex="http://schemas.microsoft.com/office/word/2018/wordml/cex" xmlns:w16cid="http://schemas.microsoft.com/office/word/2016/wordml/cid" xmlns:w16="http://schemas.microsoft.com/office/word/2018/wordml" xmlns:w16sdtdh="http://schemas.microsoft.com/office/word/2020/wordml/sdtdatahash" xmlns:w16se="http://schemas.microsoft.com/office/word/2015/wordml/symex" xmlns:wpg="http://schemas.microsoft.com/office/word/2010/wordprocessingGroup" xmlns:wpi="http://schemas.microsoft.com/office/word/2010/wordprocessingInk" xmlns:wne="http://schemas.microsoft.com/office/word/2006/wordml" xmlns:wps="http://schemas.microsoft.com/office/word/2010/wordprocessingShape" mc:Ignorable="w14 w15 w16se w16cid w16 w16cex w16sdtdh wp14">
+<w:endnotes xmlns:wpc="http://schemas.microsoft.com/office/word/2010/wordprocessingCanvas" xmlns:cx="http://schemas.microsoft.com/office/drawing/2014/chartex" xmlns:cx1="http://schemas.microsoft.com/office/drawing/2015/9/8/chartex" xmlns:cx2="http://schemas.microsoft.com/office/drawing/2015/10/21/chartex" xmlns:cx3="http://schemas.microsoft.com/office/drawing/2016/5/9/chartex" xmlns:cx4="http://schemas.microsoft.com/office/drawing/2016/5/10/chartex" xmlns:cx5="http://schemas.microsoft.com/office/drawing/2016/5/11/chartex" xmlns:cx6="http://schemas.microsoft.com/office/drawing/2016/5/12/chartex" xmlns:cx7="http://schemas.microsoft.com/office/drawing/2016/5/13/chartex" xmlns:cx8="http://schemas.microsoft.com/office/drawing/2016/5/14/chartex" xmlns:mc="http://schemas.openxmlformats.org/markup-compatibility/2006" xmlns:aink="http://schemas.microsoft.com/office/drawing/2016/ink" xmlns:am3d="http://schemas.microsoft.com/office/drawing/2017/model3d" xmlns:o="urn:schemas-microsoft-com:office:office" xmlns:oel="http://schemas.microsoft.com/office/2019/extlst" xmlns:r="http://schemas.openxmlformats.org/officeDocument/2006/relationships" xmlns:m="http://schemas.openxmlformats.org/officeDocument/2006/math" xmlns:v="urn:schemas-microsoft-com:vml" xmlns:wp14="http://schemas.microsoft.com/office/word/2010/wordprocessingDrawing" xmlns:wp="http://schemas.openxmlformats.org/drawingml/2006/wordprocessingDrawing" xmlns:w10="urn:schemas-microsoft-com:office:word" xmlns:w="http://schemas.openxmlformats.org/wordprocessingml/2006/main" xmlns:w14="http://schemas.microsoft.com/office/word/2010/wordml" xmlns:w15="http://schemas.microsoft.com/office/word/2012/wordml" xmlns:w16cex="http://schemas.microsoft.com/office/word/2018/wordml/cex" xmlns:w16cid="http://schemas.microsoft.com/office/word/2016/wordml/cid" xmlns:w16="http://schemas.microsoft.com/office/word/2018/wordml" xmlns:w16du="http://schemas.microsoft.com/office/word/2023/wordml/word16du" xmlns:w16sdtdh="http://schemas.microsoft.com/office/word/2020/wordml/sdtdatahash" xmlns:w16sdtfl="http://schemas.microsoft.com/office/word/2024/wordml/sdtformatlock" xmlns:w16se="http://schemas.microsoft.com/office/word/2015/wordml/symex" xmlns:wpg="http://schemas.microsoft.com/office/word/2010/wordprocessingGroup" xmlns:wpi="http://schemas.microsoft.com/office/word/2010/wordprocessingInk" xmlns:wne="http://schemas.microsoft.com/office/word/2006/wordml" xmlns:wps="http://schemas.microsoft.com/office/word/2010/wordprocessingShape" mc:Ignorable="w14 w15 w16se w16cid w16 w16cex w16sdtdh w16sdtfl w16du wp14">
   <w:endnote w:type="separator" w:id="-1">
     <w:p>
       <w:pPr>
@@ -930,7 +934,7 @@
 </file>
 
 <file path=word/footer1.xml><?xml version="1.0" encoding="utf-8"?>
-<w:ftr xmlns:wpc="http://schemas.microsoft.com/office/word/2010/wordprocessingCanvas" xmlns:cx="http://schemas.microsoft.com/office/drawing/2014/chartex" xmlns:cx1="http://schemas.microsoft.com/office/drawing/2015/9/8/chartex" xmlns:cx2="http://schemas.microsoft.com/office/drawing/2015/10/21/chartex" xmlns:cx3="http://schemas.microsoft.com/office/drawing/2016/5/9/chartex" xmlns:cx4="http://schemas.microsoft.com/office/drawing/2016/5/10/chartex" xmlns:cx5="http://schemas.microsoft.com/office/drawing/2016/5/11/chartex" xmlns:cx6="http://schemas.microsoft.com/office/drawing/2016/5/12/chartex" xmlns:cx7="http://schemas.microsoft.com/office/drawing/2016/5/13/chartex" xmlns:cx8="http://schemas.microsoft.com/office/drawing/2016/5/14/chartex" xmlns:mc="http://schemas.openxmlformats.org/markup-compatibility/2006" xmlns:aink="http://schemas.microsoft.com/office/drawing/2016/ink" xmlns:am3d="http://schemas.microsoft.com/office/drawing/2017/model3d" xmlns:o="urn:schemas-microsoft-com:office:office" xmlns:oel="http://schemas.microsoft.com/office/2019/extlst" xmlns:r="http://schemas.openxmlformats.org/officeDocument/2006/relationships" xmlns:m="http://schemas.openxmlformats.org/officeDocument/2006/math" xmlns:v="urn:schemas-microsoft-com:vml" xmlns:wp14="http://schemas.microsoft.com/office/word/2010/wordprocessingDrawing" xmlns:wp="http://schemas.openxmlformats.org/drawingml/2006/wordprocessingDrawing" xmlns:w10="urn:schemas-microsoft-com:office:word" xmlns:w="http://schemas.openxmlformats.org/wordprocessingml/2006/main" xmlns:w14="http://schemas.microsoft.com/office/word/2010/wordml" xmlns:w15="http://schemas.microsoft.com/office/word/2012/wordml" xmlns:w16cex="http://schemas.microsoft.com/office/word/2018/wordml/cex" xmlns:w16cid="http://schemas.microsoft.com/office/word/2016/wordml/cid" xmlns:w16="http://schemas.microsoft.com/office/word/2018/wordml" xmlns:w16sdtdh="http://schemas.microsoft.com/office/word/2020/wordml/sdtdatahash" xmlns:w16se="http://schemas.microsoft.com/office/word/2015/wordml/symex" xmlns:wpg="http://schemas.microsoft.com/office/word/2010/wordprocessingGroup" xmlns:wpi="http://schemas.microsoft.com/office/word/2010/wordprocessingInk" xmlns:wne="http://schemas.microsoft.com/office/word/2006/wordml" xmlns:wps="http://schemas.microsoft.com/office/word/2010/wordprocessingShape" mc:Ignorable="w14 w15 w16se w16cid w16 w16cex w16sdtdh wp14">
+<w:ftr xmlns:wpc="http://schemas.microsoft.com/office/word/2010/wordprocessingCanvas" xmlns:cx="http://schemas.microsoft.com/office/drawing/2014/chartex" xmlns:cx1="http://schemas.microsoft.com/office/drawing/2015/9/8/chartex" xmlns:cx2="http://schemas.microsoft.com/office/drawing/2015/10/21/chartex" xmlns:cx3="http://schemas.microsoft.com/office/drawing/2016/5/9/chartex" xmlns:cx4="http://schemas.microsoft.com/office/drawing/2016/5/10/chartex" xmlns:cx5="http://schemas.microsoft.com/office/drawing/2016/5/11/chartex" xmlns:cx6="http://schemas.microsoft.com/office/drawing/2016/5/12/chartex" xmlns:cx7="http://schemas.microsoft.com/office/drawing/2016/5/13/chartex" xmlns:cx8="http://schemas.microsoft.com/office/drawing/2016/5/14/chartex" xmlns:mc="http://schemas.openxmlformats.org/markup-compatibility/2006" xmlns:aink="http://schemas.microsoft.com/office/drawing/2016/ink" xmlns:am3d="http://schemas.microsoft.com/office/drawing/2017/model3d" xmlns:o="urn:schemas-microsoft-com:office:office" xmlns:oel="http://schemas.microsoft.com/office/2019/extlst" xmlns:r="http://schemas.openxmlformats.org/officeDocument/2006/relationships" xmlns:m="http://schemas.openxmlformats.org/officeDocument/2006/math" xmlns:v="urn:schemas-microsoft-com:vml" xmlns:wp14="http://schemas.microsoft.com/office/word/2010/wordprocessingDrawing" xmlns:wp="http://schemas.openxmlformats.org/drawingml/2006/wordprocessingDrawing" xmlns:w10="urn:schemas-microsoft-com:office:word" xmlns:w="http://schemas.openxmlformats.org/wordprocessingml/2006/main" xmlns:w14="http://schemas.microsoft.com/office/word/2010/wordml" xmlns:w15="http://schemas.microsoft.com/office/word/2012/wordml" xmlns:w16cex="http://schemas.microsoft.com/office/word/2018/wordml/cex" xmlns:w16cid="http://schemas.microsoft.com/office/word/2016/wordml/cid" xmlns:w16="http://schemas.microsoft.com/office/word/2018/wordml" xmlns:w16du="http://schemas.microsoft.com/office/word/2023/wordml/word16du" xmlns:w16sdtdh="http://schemas.microsoft.com/office/word/2020/wordml/sdtdatahash" xmlns:w16sdtfl="http://schemas.microsoft.com/office/word/2024/wordml/sdtformatlock" xmlns:w16se="http://schemas.microsoft.com/office/word/2015/wordml/symex" xmlns:wpg="http://schemas.microsoft.com/office/word/2010/wordprocessingGroup" xmlns:wpi="http://schemas.microsoft.com/office/word/2010/wordprocessingInk" xmlns:wne="http://schemas.microsoft.com/office/word/2006/wordml" xmlns:wps="http://schemas.microsoft.com/office/word/2010/wordprocessingShape" mc:Ignorable="w14 w15 w16se w16cid w16 w16cex w16sdtdh w16sdtfl w16du wp14">
   <w:p>
     <w:pPr>
       <w:pStyle w:val="Footer"/>
@@ -940,7 +944,7 @@
 </file>
 
 <file path=word/footer2.xml><?xml version="1.0" encoding="utf-8"?>
-<w:ftr xmlns:wpc="http://schemas.microsoft.com/office/word/2010/wordprocessingCanvas" xmlns:cx="http://schemas.microsoft.com/office/drawing/2014/chartex" xmlns:cx1="http://schemas.microsoft.com/office/drawing/2015/9/8/chartex" xmlns:cx2="http://schemas.microsoft.com/office/drawing/2015/10/21/chartex" xmlns:cx3="http://schemas.microsoft.com/office/drawing/2016/5/9/chartex" xmlns:cx4="http://schemas.microsoft.com/office/drawing/2016/5/10/chartex" xmlns:cx5="http://schemas.microsoft.com/office/drawing/2016/5/11/chartex" xmlns:cx6="http://schemas.microsoft.com/office/drawing/2016/5/12/chartex" xmlns:cx7="http://schemas.microsoft.com/office/drawing/2016/5/13/chartex" xmlns:cx8="http://schemas.microsoft.com/office/drawing/2016/5/14/chartex" xmlns:mc="http://schemas.openxmlformats.org/markup-compatibility/2006" xmlns:aink="http://schemas.microsoft.com/office/drawing/2016/ink" xmlns:am3d="http://schemas.microsoft.com/office/drawing/2017/model3d" xmlns:o="urn:schemas-microsoft-com:office:office" xmlns:oel="http://schemas.microsoft.com/office/2019/extlst" xmlns:r="http://schemas.openxmlformats.org/officeDocument/2006/relationships" xmlns:m="http://schemas.openxmlformats.org/officeDocument/2006/math" xmlns:v="urn:schemas-microsoft-com:vml" xmlns:wp14="http://schemas.microsoft.com/office/word/2010/wordprocessingDrawing" xmlns:wp="http://schemas.openxmlformats.org/drawingml/2006/wordprocessingDrawing" xmlns:w10="urn:schemas-microsoft-com:office:word" xmlns:w="http://schemas.openxmlformats.org/wordprocessingml/2006/main" xmlns:w14="http://schemas.microsoft.com/office/word/2010/wordml" xmlns:w15="http://schemas.microsoft.com/office/word/2012/wordml" xmlns:w16cex="http://schemas.microsoft.com/office/word/2018/wordml/cex" xmlns:w16cid="http://schemas.microsoft.com/office/word/2016/wordml/cid" xmlns:w16="http://schemas.microsoft.com/office/word/2018/wordml" xmlns:w16sdtdh="http://schemas.microsoft.com/office/word/2020/wordml/sdtdatahash" xmlns:w16se="http://schemas.microsoft.com/office/word/2015/wordml/symex" xmlns:wpg="http://schemas.microsoft.com/office/word/2010/wordprocessingGroup" xmlns:wpi="http://schemas.microsoft.com/office/word/2010/wordprocessingInk" xmlns:wne="http://schemas.microsoft.com/office/word/2006/wordml" xmlns:wps="http://schemas.microsoft.com/office/word/2010/wordprocessingShape" mc:Ignorable="w14 w15 w16se w16cid w16 w16cex w16sdtdh wp14">
+<w:ftr xmlns:wpc="http://schemas.microsoft.com/office/word/2010/wordprocessingCanvas" xmlns:cx="http://schemas.microsoft.com/office/drawing/2014/chartex" xmlns:cx1="http://schemas.microsoft.com/office/drawing/2015/9/8/chartex" xmlns:cx2="http://schemas.microsoft.com/office/drawing/2015/10/21/chartex" xmlns:cx3="http://schemas.microsoft.com/office/drawing/2016/5/9/chartex" xmlns:cx4="http://schemas.microsoft.com/office/drawing/2016/5/10/chartex" xmlns:cx5="http://schemas.microsoft.com/office/drawing/2016/5/11/chartex" xmlns:cx6="http://schemas.microsoft.com/office/drawing/2016/5/12/chartex" xmlns:cx7="http://schemas.microsoft.com/office/drawing/2016/5/13/chartex" xmlns:cx8="http://schemas.microsoft.com/office/drawing/2016/5/14/chartex" xmlns:mc="http://schemas.openxmlformats.org/markup-compatibility/2006" xmlns:aink="http://schemas.microsoft.com/office/drawing/2016/ink" xmlns:am3d="http://schemas.microsoft.com/office/drawing/2017/model3d" xmlns:o="urn:schemas-microsoft-com:office:office" xmlns:oel="http://schemas.microsoft.com/office/2019/extlst" xmlns:r="http://schemas.openxmlformats.org/officeDocument/2006/relationships" xmlns:m="http://schemas.openxmlformats.org/officeDocument/2006/math" xmlns:v="urn:schemas-microsoft-com:vml" xmlns:wp14="http://schemas.microsoft.com/office/word/2010/wordprocessingDrawing" xmlns:wp="http://schemas.openxmlformats.org/drawingml/2006/wordprocessingDrawing" xmlns:w10="urn:schemas-microsoft-com:office:word" xmlns:w="http://schemas.openxmlformats.org/wordprocessingml/2006/main" xmlns:w14="http://schemas.microsoft.com/office/word/2010/wordml" xmlns:w15="http://schemas.microsoft.com/office/word/2012/wordml" xmlns:w16cex="http://schemas.microsoft.com/office/word/2018/wordml/cex" xmlns:w16cid="http://schemas.microsoft.com/office/word/2016/wordml/cid" xmlns:w16="http://schemas.microsoft.com/office/word/2018/wordml" xmlns:w16du="http://schemas.microsoft.com/office/word/2023/wordml/word16du" xmlns:w16sdtdh="http://schemas.microsoft.com/office/word/2020/wordml/sdtdatahash" xmlns:w16sdtfl="http://schemas.microsoft.com/office/word/2024/wordml/sdtformatlock" xmlns:w16se="http://schemas.microsoft.com/office/word/2015/wordml/symex" xmlns:wpg="http://schemas.microsoft.com/office/word/2010/wordprocessingGroup" xmlns:wpi="http://schemas.microsoft.com/office/word/2010/wordprocessingInk" xmlns:wne="http://schemas.microsoft.com/office/word/2006/wordml" xmlns:wps="http://schemas.microsoft.com/office/word/2010/wordprocessingShape" mc:Ignorable="w14 w15 w16se w16cid w16 w16cex w16sdtdh w16sdtfl w16du wp14">
   <w:p>
     <w:pPr>
       <w:pStyle w:val="Footer"/>
@@ -950,7 +954,7 @@
 </file>
 
 <file path=word/footer3.xml><?xml version="1.0" encoding="utf-8"?>
-<w:ftr xmlns:wpc="http://schemas.microsoft.com/office/word/2010/wordprocessingCanvas" xmlns:cx="http://schemas.microsoft.com/office/drawing/2014/chartex" xmlns:cx1="http://schemas.microsoft.com/office/drawing/2015/9/8/chartex" xmlns:cx2="http://schemas.microsoft.com/office/drawing/2015/10/21/chartex" xmlns:cx3="http://schemas.microsoft.com/office/drawing/2016/5/9/chartex" xmlns:cx4="http://schemas.microsoft.com/office/drawing/2016/5/10/chartex" xmlns:cx5="http://schemas.microsoft.com/office/drawing/2016/5/11/chartex" xmlns:cx6="http://schemas.microsoft.com/office/drawing/2016/5/12/chartex" xmlns:cx7="http://schemas.microsoft.com/office/drawing/2016/5/13/chartex" xmlns:cx8="http://schemas.microsoft.com/office/drawing/2016/5/14/chartex" xmlns:mc="http://schemas.openxmlformats.org/markup-compatibility/2006" xmlns:aink="http://schemas.microsoft.com/office/drawing/2016/ink" xmlns:am3d="http://schemas.microsoft.com/office/drawing/2017/model3d" xmlns:o="urn:schemas-microsoft-com:office:office" xmlns:oel="http://schemas.microsoft.com/office/2019/extlst" xmlns:r="http://schemas.openxmlformats.org/officeDocument/2006/relationships" xmlns:m="http://schemas.openxmlformats.org/officeDocument/2006/math" xmlns:v="urn:schemas-microsoft-com:vml" xmlns:wp14="http://schemas.microsoft.com/office/word/2010/wordprocessingDrawing" xmlns:wp="http://schemas.openxmlformats.org/drawingml/2006/wordprocessingDrawing" xmlns:w10="urn:schemas-microsoft-com:office:word" xmlns:w="http://schemas.openxmlformats.org/wordprocessingml/2006/main" xmlns:w14="http://schemas.microsoft.com/office/word/2010/wordml" xmlns:w15="http://schemas.microsoft.com/office/word/2012/wordml" xmlns:w16cex="http://schemas.microsoft.com/office/word/2018/wordml/cex" xmlns:w16cid="http://schemas.microsoft.com/office/word/2016/wordml/cid" xmlns:w16="http://schemas.microsoft.com/office/word/2018/wordml" xmlns:w16sdtdh="http://schemas.microsoft.com/office/word/2020/wordml/sdtdatahash" xmlns:w16se="http://schemas.microsoft.com/office/word/2015/wordml/symex" xmlns:wpg="http://schemas.microsoft.com/office/word/2010/wordprocessingGroup" xmlns:wpi="http://schemas.microsoft.com/office/word/2010/wordprocessingInk" xmlns:wne="http://schemas.microsoft.com/office/word/2006/wordml" xmlns:wps="http://schemas.microsoft.com/office/word/2010/wordprocessingShape" mc:Ignorable="w14 w15 w16se w16cid w16 w16cex w16sdtdh wp14">
+<w:ftr xmlns:wpc="http://schemas.microsoft.com/office/word/2010/wordprocessingCanvas" xmlns:cx="http://schemas.microsoft.com/office/drawing/2014/chartex" xmlns:cx1="http://schemas.microsoft.com/office/drawing/2015/9/8/chartex" xmlns:cx2="http://schemas.microsoft.com/office/drawing/2015/10/21/chartex" xmlns:cx3="http://schemas.microsoft.com/office/drawing/2016/5/9/chartex" xmlns:cx4="http://schemas.microsoft.com/office/drawing/2016/5/10/chartex" xmlns:cx5="http://schemas.microsoft.com/office/drawing/2016/5/11/chartex" xmlns:cx6="http://schemas.microsoft.com/office/drawing/2016/5/12/chartex" xmlns:cx7="http://schemas.microsoft.com/office/drawing/2016/5/13/chartex" xmlns:cx8="http://schemas.microsoft.com/office/drawing/2016/5/14/chartex" xmlns:mc="http://schemas.openxmlformats.org/markup-compatibility/2006" xmlns:aink="http://schemas.microsoft.com/office/drawing/2016/ink" xmlns:am3d="http://schemas.microsoft.com/office/drawing/2017/model3d" xmlns:o="urn:schemas-microsoft-com:office:office" xmlns:oel="http://schemas.microsoft.com/office/2019/extlst" xmlns:r="http://schemas.openxmlformats.org/officeDocument/2006/relationships" xmlns:m="http://schemas.openxmlformats.org/officeDocument/2006/math" xmlns:v="urn:schemas-microsoft-com:vml" xmlns:wp14="http://schemas.microsoft.com/office/word/2010/wordprocessingDrawing" xmlns:wp="http://schemas.openxmlformats.org/drawingml/2006/wordprocessingDrawing" xmlns:w10="urn:schemas-microsoft-com:office:word" xmlns:w="http://schemas.openxmlformats.org/wordprocessingml/2006/main" xmlns:w14="http://schemas.microsoft.com/office/word/2010/wordml" xmlns:w15="http://schemas.microsoft.com/office/word/2012/wordml" xmlns:w16cex="http://schemas.microsoft.com/office/word/2018/wordml/cex" xmlns:w16cid="http://schemas.microsoft.com/office/word/2016/wordml/cid" xmlns:w16="http://schemas.microsoft.com/office/word/2018/wordml" xmlns:w16du="http://schemas.microsoft.com/office/word/2023/wordml/word16du" xmlns:w16sdtdh="http://schemas.microsoft.com/office/word/2020/wordml/sdtdatahash" xmlns:w16sdtfl="http://schemas.microsoft.com/office/word/2024/wordml/sdtformatlock" xmlns:w16se="http://schemas.microsoft.com/office/word/2015/wordml/symex" xmlns:wpg="http://schemas.microsoft.com/office/word/2010/wordprocessingGroup" xmlns:wpi="http://schemas.microsoft.com/office/word/2010/wordprocessingInk" xmlns:wne="http://schemas.microsoft.com/office/word/2006/wordml" xmlns:wps="http://schemas.microsoft.com/office/word/2010/wordprocessingShape" mc:Ignorable="w14 w15 w16se w16cid w16 w16cex w16sdtdh w16sdtfl w16du wp14">
   <w:p>
     <w:pPr>
       <w:pStyle w:val="Footer"/>
@@ -960,7 +964,7 @@
 </file>
 
 <file path=word/footnotes.xml><?xml version="1.0" encoding="utf-8"?>
-<w:footnotes xmlns:wpc="http://schemas.microsoft.com/office/word/2010/wordprocessingCanvas" xmlns:cx="http://schemas.microsoft.com/office/drawing/2014/chartex" xmlns:cx1="http://schemas.microsoft.com/office/drawing/2015/9/8/chartex" xmlns:cx2="http://schemas.microsoft.com/office/drawing/2015/10/21/chartex" xmlns:cx3="http://schemas.microsoft.com/office/drawing/2016/5/9/chartex" xmlns:cx4="http://schemas.microsoft.com/office/drawing/2016/5/10/chartex" xmlns:cx5="http://schemas.microsoft.com/office/drawing/2016/5/11/chartex" xmlns:cx6="http://schemas.microsoft.com/office/drawing/2016/5/12/chartex" xmlns:cx7="http://schemas.microsoft.com/office/drawing/2016/5/13/chartex" xmlns:cx8="http://schemas.microsoft.com/office/drawing/2016/5/14/chartex" xmlns:mc="http://schemas.openxmlformats.org/markup-compatibility/2006" xmlns:aink="http://schemas.microsoft.com/office/drawing/2016/ink" xmlns:am3d="http://schemas.microsoft.com/office/drawing/2017/model3d" xmlns:o="urn:schemas-microsoft-com:office:office" xmlns:oel="http://schemas.microsoft.com/office/2019/extlst" xmlns:r="http://schemas.openxmlformats.org/officeDocument/2006/relationships" xmlns:m="http://schemas.openxmlformats.org/officeDocument/2006/math" xmlns:v="urn:schemas-microsoft-com:vml" xmlns:wp14="http://schemas.microsoft.com/office/word/2010/wordprocessingDrawing" xmlns:wp="http://schemas.openxmlformats.org/drawingml/2006/wordprocessingDrawing" xmlns:w10="urn:schemas-microsoft-com:office:word" xmlns:w="http://schemas.openxmlformats.org/wordprocessingml/2006/main" xmlns:w14="http://schemas.microsoft.com/office/word/2010/wordml" xmlns:w15="http://schemas.microsoft.com/office/word/2012/wordml" xmlns:w16cex="http://schemas.microsoft.com/office/word/2018/wordml/cex" xmlns:w16cid="http://schemas.microsoft.com/office/word/2016/wordml/cid" xmlns:w16="http://schemas.microsoft.com/office/word/2018/wordml" xmlns:w16sdtdh="http://schemas.microsoft.com/office/word/2020/wordml/sdtdatahash" xmlns:w16se="http://schemas.microsoft.com/office/word/2015/wordml/symex" xmlns:wpg="http://schemas.microsoft.com/office/word/2010/wordprocessingGroup" xmlns:wpi="http://schemas.microsoft.com/office/word/2010/wordprocessingInk" xmlns:wne="http://schemas.microsoft.com/office/word/2006/wordml" xmlns:wps="http://schemas.microsoft.com/office/word/2010/wordprocessingShape" mc:Ignorable="w14 w15 w16se w16cid w16 w16cex w16sdtdh wp14">
+<w:footnotes xmlns:wpc="http://schemas.microsoft.com/office/word/2010/wordprocessingCanvas" xmlns:cx="http://schemas.microsoft.com/office/drawing/2014/chartex" xmlns:cx1="http://schemas.microsoft.com/office/drawing/2015/9/8/chartex" xmlns:cx2="http://schemas.microsoft.com/office/drawing/2015/10/21/chartex" xmlns:cx3="http://schemas.microsoft.com/office/drawing/2016/5/9/chartex" xmlns:cx4="http://schemas.microsoft.com/office/drawing/2016/5/10/chartex" xmlns:cx5="http://schemas.microsoft.com/office/drawing/2016/5/11/chartex" xmlns:cx6="http://schemas.microsoft.com/office/drawing/2016/5/12/chartex" xmlns:cx7="http://schemas.microsoft.com/office/drawing/2016/5/13/chartex" xmlns:cx8="http://schemas.microsoft.com/office/drawing/2016/5/14/chartex" xmlns:mc="http://schemas.openxmlformats.org/markup-compatibility/2006" xmlns:aink="http://schemas.microsoft.com/office/drawing/2016/ink" xmlns:am3d="http://schemas.microsoft.com/office/drawing/2017/model3d" xmlns:o="urn:schemas-microsoft-com:office:office" xmlns:oel="http://schemas.microsoft.com/office/2019/extlst" xmlns:r="http://schemas.openxmlformats.org/officeDocument/2006/relationships" xmlns:m="http://schemas.openxmlformats.org/officeDocument/2006/math" xmlns:v="urn:schemas-microsoft-com:vml" xmlns:wp14="http://schemas.microsoft.com/office/word/2010/wordprocessingDrawing" xmlns:wp="http://schemas.openxmlformats.org/drawingml/2006/wordprocessingDrawing" xmlns:w10="urn:schemas-microsoft-com:office:word" xmlns:w="http://schemas.openxmlformats.org/wordprocessingml/2006/main" xmlns:w14="http://schemas.microsoft.com/office/word/2010/wordml" xmlns:w15="http://schemas.microsoft.com/office/word/2012/wordml" xmlns:w16cex="http://schemas.microsoft.com/office/word/2018/wordml/cex" xmlns:w16cid="http://schemas.microsoft.com/office/word/2016/wordml/cid" xmlns:w16="http://schemas.microsoft.com/office/word/2018/wordml" xmlns:w16du="http://schemas.microsoft.com/office/word/2023/wordml/word16du" xmlns:w16sdtdh="http://schemas.microsoft.com/office/word/2020/wordml/sdtdatahash" xmlns:w16sdtfl="http://schemas.microsoft.com/office/word/2024/wordml/sdtformatlock" xmlns:w16se="http://schemas.microsoft.com/office/word/2015/wordml/symex" xmlns:wpg="http://schemas.microsoft.com/office/word/2010/wordprocessingGroup" xmlns:wpi="http://schemas.microsoft.com/office/word/2010/wordprocessingInk" xmlns:wne="http://schemas.microsoft.com/office/word/2006/wordml" xmlns:wps="http://schemas.microsoft.com/office/word/2010/wordprocessingShape" mc:Ignorable="w14 w15 w16se w16cid w16 w16cex w16sdtdh w16sdtfl w16du wp14">
   <w:footnote w:type="separator" w:id="-1">
     <w:p>
       <w:pPr>
@@ -985,7 +989,7 @@
 </file>
 
 <file path=word/header1.xml><?xml version="1.0" encoding="utf-8"?>
-<w:hdr xmlns:wpc="http://schemas.microsoft.com/office/word/2010/wordprocessingCanvas" xmlns:cx="http://schemas.microsoft.com/office/drawing/2014/chartex" xmlns:cx1="http://schemas.microsoft.com/office/drawing/2015/9/8/chartex" xmlns:cx2="http://schemas.microsoft.com/office/drawing/2015/10/21/chartex" xmlns:cx3="http://schemas.microsoft.com/office/drawing/2016/5/9/chartex" xmlns:cx4="http://schemas.microsoft.com/office/drawing/2016/5/10/chartex" xmlns:cx5="http://schemas.microsoft.com/office/drawing/2016/5/11/chartex" xmlns:cx6="http://schemas.microsoft.com/office/drawing/2016/5/12/chartex" xmlns:cx7="http://schemas.microsoft.com/office/drawing/2016/5/13/chartex" xmlns:cx8="http://schemas.microsoft.com/office/drawing/2016/5/14/chartex" xmlns:mc="http://schemas.openxmlformats.org/markup-compatibility/2006" xmlns:aink="http://schemas.microsoft.com/office/drawing/2016/ink" xmlns:am3d="http://schemas.microsoft.com/office/drawing/2017/model3d" xmlns:o="urn:schemas-microsoft-com:office:office" xmlns:oel="http://schemas.microsoft.com/office/2019/extlst" xmlns:r="http://schemas.openxmlformats.org/officeDocument/2006/relationships" xmlns:m="http://schemas.openxmlformats.org/officeDocument/2006/math" xmlns:v="urn:schemas-microsoft-com:vml" xmlns:wp14="http://schemas.microsoft.com/office/word/2010/wordprocessingDrawing" xmlns:wp="http://schemas.openxmlformats.org/drawingml/2006/wordprocessingDrawing" xmlns:w10="urn:schemas-microsoft-com:office:word" xmlns:w="http://schemas.openxmlformats.org/wordprocessingml/2006/main" xmlns:w14="http://schemas.microsoft.com/office/word/2010/wordml" xmlns:w15="http://schemas.microsoft.com/office/word/2012/wordml" xmlns:w16cex="http://schemas.microsoft.com/office/word/2018/wordml/cex" xmlns:w16cid="http://schemas.microsoft.com/office/word/2016/wordml/cid" xmlns:w16="http://schemas.microsoft.com/office/word/2018/wordml" xmlns:w16sdtdh="http://schemas.microsoft.com/office/word/2020/wordml/sdtdatahash" xmlns:w16se="http://schemas.microsoft.com/office/word/2015/wordml/symex" xmlns:wpg="http://schemas.microsoft.com/office/word/2010/wordprocessingGroup" xmlns:wpi="http://schemas.microsoft.com/office/word/2010/wordprocessingInk" xmlns:wne="http://schemas.microsoft.com/office/word/2006/wordml" xmlns:wps="http://schemas.microsoft.com/office/word/2010/wordprocessingShape" mc:Ignorable="w14 w15 w16se w16cid w16 w16cex w16sdtdh wp14">
+<w:hdr xmlns:wpc="http://schemas.microsoft.com/office/word/2010/wordprocessingCanvas" xmlns:cx="http://schemas.microsoft.com/office/drawing/2014/chartex" xmlns:cx1="http://schemas.microsoft.com/office/drawing/2015/9/8/chartex" xmlns:cx2="http://schemas.microsoft.com/office/drawing/2015/10/21/chartex" xmlns:cx3="http://schemas.microsoft.com/office/drawing/2016/5/9/chartex" xmlns:cx4="http://schemas.microsoft.com/office/drawing/2016/5/10/chartex" xmlns:cx5="http://schemas.microsoft.com/office/drawing/2016/5/11/chartex" xmlns:cx6="http://schemas.microsoft.com/office/drawing/2016/5/12/chartex" xmlns:cx7="http://schemas.microsoft.com/office/drawing/2016/5/13/chartex" xmlns:cx8="http://schemas.microsoft.com/office/drawing/2016/5/14/chartex" xmlns:mc="http://schemas.openxmlformats.org/markup-compatibility/2006" xmlns:aink="http://schemas.microsoft.com/office/drawing/2016/ink" xmlns:am3d="http://schemas.microsoft.com/office/drawing/2017/model3d" xmlns:o="urn:schemas-microsoft-com:office:office" xmlns:oel="http://schemas.microsoft.com/office/2019/extlst" xmlns:r="http://schemas.openxmlformats.org/officeDocument/2006/relationships" xmlns:m="http://schemas.openxmlformats.org/officeDocument/2006/math" xmlns:v="urn:schemas-microsoft-com:vml" xmlns:wp14="http://schemas.microsoft.com/office/word/2010/wordprocessingDrawing" xmlns:wp="http://schemas.openxmlformats.org/drawingml/2006/wordprocessingDrawing" xmlns:w10="urn:schemas-microsoft-com:office:word" xmlns:w="http://schemas.openxmlformats.org/wordprocessingml/2006/main" xmlns:w14="http://schemas.microsoft.com/office/word/2010/wordml" xmlns:w15="http://schemas.microsoft.com/office/word/2012/wordml" xmlns:w16cex="http://schemas.microsoft.com/office/word/2018/wordml/cex" xmlns:w16cid="http://schemas.microsoft.com/office/word/2016/wordml/cid" xmlns:w16="http://schemas.microsoft.com/office/word/2018/wordml" xmlns:w16du="http://schemas.microsoft.com/office/word/2023/wordml/word16du" xmlns:w16sdtdh="http://schemas.microsoft.com/office/word/2020/wordml/sdtdatahash" xmlns:w16sdtfl="http://schemas.microsoft.com/office/word/2024/wordml/sdtformatlock" xmlns:w16se="http://schemas.microsoft.com/office/word/2015/wordml/symex" xmlns:wpg="http://schemas.microsoft.com/office/word/2010/wordprocessingGroup" xmlns:wpi="http://schemas.microsoft.com/office/word/2010/wordprocessingInk" xmlns:wne="http://schemas.microsoft.com/office/word/2006/wordml" xmlns:wps="http://schemas.microsoft.com/office/word/2010/wordprocessingShape" mc:Ignorable="w14 w15 w16se w16cid w16 w16cex w16sdtdh w16sdtfl w16du wp14">
   <w:p>
     <w:pPr>
       <w:pStyle w:val="Header"/>
@@ -995,7 +999,7 @@
 </file>
 
 <file path=word/header2.xml><?xml version="1.0" encoding="utf-8"?>
-<w:hdr xmlns:wpc="http://schemas.microsoft.com/office/word/2010/wordprocessingCanvas" xmlns:cx="http://schemas.microsoft.com/office/drawing/2014/chartex" xmlns:cx1="http://schemas.microsoft.com/office/drawing/2015/9/8/chartex" xmlns:cx2="http://schemas.microsoft.com/office/drawing/2015/10/21/chartex" xmlns:cx3="http://schemas.microsoft.com/office/drawing/2016/5/9/chartex" xmlns:cx4="http://schemas.microsoft.com/office/drawing/2016/5/10/chartex" xmlns:cx5="http://schemas.microsoft.com/office/drawing/2016/5/11/chartex" xmlns:cx6="http://schemas.microsoft.com/office/drawing/2016/5/12/chartex" xmlns:cx7="http://schemas.microsoft.com/office/drawing/2016/5/13/chartex" xmlns:cx8="http://schemas.microsoft.com/office/drawing/2016/5/14/chartex" xmlns:mc="http://schemas.openxmlformats.org/markup-compatibility/2006" xmlns:aink="http://schemas.microsoft.com/office/drawing/2016/ink" xmlns:am3d="http://schemas.microsoft.com/office/drawing/2017/model3d" xmlns:o="urn:schemas-microsoft-com:office:office" xmlns:oel="http://schemas.microsoft.com/office/2019/extlst" xmlns:r="http://schemas.openxmlformats.org/officeDocument/2006/relationships" xmlns:m="http://schemas.openxmlformats.org/officeDocument/2006/math" xmlns:v="urn:schemas-microsoft-com:vml" xmlns:wp14="http://schemas.microsoft.com/office/word/2010/wordprocessingDrawing" xmlns:wp="http://schemas.openxmlformats.org/drawingml/2006/wordprocessingDrawing" xmlns:w10="urn:schemas-microsoft-com:office:word" xmlns:w="http://schemas.openxmlformats.org/wordprocessingml/2006/main" xmlns:w14="http://schemas.microsoft.com/office/word/2010/wordml" xmlns:w15="http://schemas.microsoft.com/office/word/2012/wordml" xmlns:w16cex="http://schemas.microsoft.com/office/word/2018/wordml/cex" xmlns:w16cid="http://schemas.microsoft.com/office/word/2016/wordml/cid" xmlns:w16="http://schemas.microsoft.com/office/word/2018/wordml" xmlns:w16sdtdh="http://schemas.microsoft.com/office/word/2020/wordml/sdtdatahash" xmlns:w16se="http://schemas.microsoft.com/office/word/2015/wordml/symex" xmlns:wpg="http://schemas.microsoft.com/office/word/2010/wordprocessingGroup" xmlns:wpi="http://schemas.microsoft.com/office/word/2010/wordprocessingInk" xmlns:wne="http://schemas.microsoft.com/office/word/2006/wordml" xmlns:wps="http://schemas.microsoft.com/office/word/2010/wordprocessingShape" mc:Ignorable="w14 w15 w16se w16cid w16 w16cex w16sdtdh wp14">
+<w:hdr xmlns:wpc="http://schemas.microsoft.com/office/word/2010/wordprocessingCanvas" xmlns:cx="http://schemas.microsoft.com/office/drawing/2014/chartex" xmlns:cx1="http://schemas.microsoft.com/office/drawing/2015/9/8/chartex" xmlns:cx2="http://schemas.microsoft.com/office/drawing/2015/10/21/chartex" xmlns:cx3="http://schemas.microsoft.com/office/drawing/2016/5/9/chartex" xmlns:cx4="http://schemas.microsoft.com/office/drawing/2016/5/10/chartex" xmlns:cx5="http://schemas.microsoft.com/office/drawing/2016/5/11/chartex" xmlns:cx6="http://schemas.microsoft.com/office/drawing/2016/5/12/chartex" xmlns:cx7="http://schemas.microsoft.com/office/drawing/2016/5/13/chartex" xmlns:cx8="http://schemas.microsoft.com/office/drawing/2016/5/14/chartex" xmlns:mc="http://schemas.openxmlformats.org/markup-compatibility/2006" xmlns:aink="http://schemas.microsoft.com/office/drawing/2016/ink" xmlns:am3d="http://schemas.microsoft.com/office/drawing/2017/model3d" xmlns:o="urn:schemas-microsoft-com:office:office" xmlns:oel="http://schemas.microsoft.com/office/2019/extlst" xmlns:r="http://schemas.openxmlformats.org/officeDocument/2006/relationships" xmlns:m="http://schemas.openxmlformats.org/officeDocument/2006/math" xmlns:v="urn:schemas-microsoft-com:vml" xmlns:wp14="http://schemas.microsoft.com/office/word/2010/wordprocessingDrawing" xmlns:wp="http://schemas.openxmlformats.org/drawingml/2006/wordprocessingDrawing" xmlns:w10="urn:schemas-microsoft-com:office:word" xmlns:w="http://schemas.openxmlformats.org/wordprocessingml/2006/main" xmlns:w14="http://schemas.microsoft.com/office/word/2010/wordml" xmlns:w15="http://schemas.microsoft.com/office/word/2012/wordml" xmlns:w16cex="http://schemas.microsoft.com/office/word/2018/wordml/cex" xmlns:w16cid="http://schemas.microsoft.com/office/word/2016/wordml/cid" xmlns:w16="http://schemas.microsoft.com/office/word/2018/wordml" xmlns:w16du="http://schemas.microsoft.com/office/word/2023/wordml/word16du" xmlns:w16sdtdh="http://schemas.microsoft.com/office/word/2020/wordml/sdtdatahash" xmlns:w16sdtfl="http://schemas.microsoft.com/office/word/2024/wordml/sdtformatlock" xmlns:w16se="http://schemas.microsoft.com/office/word/2015/wordml/symex" xmlns:wpg="http://schemas.microsoft.com/office/word/2010/wordprocessingGroup" xmlns:wpi="http://schemas.microsoft.com/office/word/2010/wordprocessingInk" xmlns:wne="http://schemas.microsoft.com/office/word/2006/wordml" xmlns:wps="http://schemas.microsoft.com/office/word/2010/wordprocessingShape" mc:Ignorable="w14 w15 w16se w16cid w16 w16cex w16sdtdh w16sdtfl w16du wp14">
   <w:p>
     <w:pPr>
       <w:pStyle w:val="Header"/>
@@ -1006,7 +1010,7 @@
 </file>
 
 <file path=word/header3.xml><?xml version="1.0" encoding="utf-8"?>
-<w:hdr xmlns:wpc="http://schemas.microsoft.com/office/word/2010/wordprocessingCanvas" xmlns:cx="http://schemas.microsoft.com/office/drawing/2014/chartex" xmlns:cx1="http://schemas.microsoft.com/office/drawing/2015/9/8/chartex" xmlns:cx2="http://schemas.microsoft.com/office/drawing/2015/10/21/chartex" xmlns:cx3="http://schemas.microsoft.com/office/drawing/2016/5/9/chartex" xmlns:cx4="http://schemas.microsoft.com/office/drawing/2016/5/10/chartex" xmlns:cx5="http://schemas.microsoft.com/office/drawing/2016/5/11/chartex" xmlns:cx6="http://schemas.microsoft.com/office/drawing/2016/5/12/chartex" xmlns:cx7="http://schemas.microsoft.com/office/drawing/2016/5/13/chartex" xmlns:cx8="http://schemas.microsoft.com/office/drawing/2016/5/14/chartex" xmlns:mc="http://schemas.openxmlformats.org/markup-compatibility/2006" xmlns:aink="http://schemas.microsoft.com/office/drawing/2016/ink" xmlns:am3d="http://schemas.microsoft.com/office/drawing/2017/model3d" xmlns:o="urn:schemas-microsoft-com:office:office" xmlns:oel="http://schemas.microsoft.com/office/2019/extlst" xmlns:r="http://schemas.openxmlformats.org/officeDocument/2006/relationships" xmlns:m="http://schemas.openxmlformats.org/officeDocument/2006/math" xmlns:v="urn:schemas-microsoft-com:vml" xmlns:wp14="http://schemas.microsoft.com/office/word/2010/wordprocessingDrawing" xmlns:wp="http://schemas.openxmlformats.org/drawingml/2006/wordprocessingDrawing" xmlns:w10="urn:schemas-microsoft-com:office:word" xmlns:w="http://schemas.openxmlformats.org/wordprocessingml/2006/main" xmlns:w14="http://schemas.microsoft.com/office/word/2010/wordml" xmlns:w15="http://schemas.microsoft.com/office/word/2012/wordml" xmlns:w16cex="http://schemas.microsoft.com/office/word/2018/wordml/cex" xmlns:w16cid="http://schemas.microsoft.com/office/word/2016/wordml/cid" xmlns:w16="http://schemas.microsoft.com/office/word/2018/wordml" xmlns:w16sdtdh="http://schemas.microsoft.com/office/word/2020/wordml/sdtdatahash" xmlns:w16se="http://schemas.microsoft.com/office/word/2015/wordml/symex" xmlns:wpg="http://schemas.microsoft.com/office/word/2010/wordprocessingGroup" xmlns:wpi="http://schemas.microsoft.com/office/word/2010/wordprocessingInk" xmlns:wne="http://schemas.microsoft.com/office/word/2006/wordml" xmlns:wps="http://schemas.microsoft.com/office/word/2010/wordprocessingShape" mc:Ignorable="w14 w15 w16se w16cid w16 w16cex w16sdtdh wp14">
+<w:hdr xmlns:wpc="http://schemas.microsoft.com/office/word/2010/wordprocessingCanvas" xmlns:cx="http://schemas.microsoft.com/office/drawing/2014/chartex" xmlns:cx1="http://schemas.microsoft.com/office/drawing/2015/9/8/chartex" xmlns:cx2="http://schemas.microsoft.com/office/drawing/2015/10/21/chartex" xmlns:cx3="http://schemas.microsoft.com/office/drawing/2016/5/9/chartex" xmlns:cx4="http://schemas.microsoft.com/office/drawing/2016/5/10/chartex" xmlns:cx5="http://schemas.microsoft.com/office/drawing/2016/5/11/chartex" xmlns:cx6="http://schemas.microsoft.com/office/drawing/2016/5/12/chartex" xmlns:cx7="http://schemas.microsoft.com/office/drawing/2016/5/13/chartex" xmlns:cx8="http://schemas.microsoft.com/office/drawing/2016/5/14/chartex" xmlns:mc="http://schemas.openxmlformats.org/markup-compatibility/2006" xmlns:aink="http://schemas.microsoft.com/office/drawing/2016/ink" xmlns:am3d="http://schemas.microsoft.com/office/drawing/2017/model3d" xmlns:o="urn:schemas-microsoft-com:office:office" xmlns:oel="http://schemas.microsoft.com/office/2019/extlst" xmlns:r="http://schemas.openxmlformats.org/officeDocument/2006/relationships" xmlns:m="http://schemas.openxmlformats.org/officeDocument/2006/math" xmlns:v="urn:schemas-microsoft-com:vml" xmlns:wp14="http://schemas.microsoft.com/office/word/2010/wordprocessingDrawing" xmlns:wp="http://schemas.openxmlformats.org/drawingml/2006/wordprocessingDrawing" xmlns:w10="urn:schemas-microsoft-com:office:word" xmlns:w="http://schemas.openxmlformats.org/wordprocessingml/2006/main" xmlns:w14="http://schemas.microsoft.com/office/word/2010/wordml" xmlns:w15="http://schemas.microsoft.com/office/word/2012/wordml" xmlns:w16cex="http://schemas.microsoft.com/office/word/2018/wordml/cex" xmlns:w16cid="http://schemas.microsoft.com/office/word/2016/wordml/cid" xmlns:w16="http://schemas.microsoft.com/office/word/2018/wordml" xmlns:w16du="http://schemas.microsoft.com/office/word/2023/wordml/word16du" xmlns:w16sdtdh="http://schemas.microsoft.com/office/word/2020/wordml/sdtdatahash" xmlns:w16sdtfl="http://schemas.microsoft.com/office/word/2024/wordml/sdtformatlock" xmlns:w16se="http://schemas.microsoft.com/office/word/2015/wordml/symex" xmlns:wpg="http://schemas.microsoft.com/office/word/2010/wordprocessingGroup" xmlns:wpi="http://schemas.microsoft.com/office/word/2010/wordprocessingInk" xmlns:wne="http://schemas.microsoft.com/office/word/2006/wordml" xmlns:wps="http://schemas.microsoft.com/office/word/2010/wordprocessingShape" mc:Ignorable="w14 w15 w16se w16cid w16 w16cex w16sdtdh w16sdtfl w16du wp14">
   <w:p>
     <w:pPr>
       <w:pStyle w:val="Header"/>
@@ -1015,7 +1019,7 @@
     <w:r>
       <w:tab/>
       <w:tab/>
-      <w:t>2026-06-17</w:t>
+      <w:t>2026-06-18</w:t>
       <w:br/>
       <w:br/>
     </w:r>
@@ -1032,7 +1036,7 @@
 </file>
 
 <file path=word/numbering.xml><?xml version="1.0" encoding="utf-8"?>
-<w:numbering xmlns:wpc="http://schemas.microsoft.com/office/word/2010/wordprocessingCanvas" xmlns:cx="http://schemas.microsoft.com/office/drawing/2014/chartex" xmlns:cx1="http://schemas.microsoft.com/office/drawing/2015/9/8/chartex" xmlns:cx2="http://schemas.microsoft.com/office/drawing/2015/10/21/chartex" xmlns:cx3="http://schemas.microsoft.com/office/drawing/2016/5/9/chartex" xmlns:cx4="http://schemas.microsoft.com/office/drawing/2016/5/10/chartex" xmlns:cx5="http://schemas.microsoft.com/office/drawing/2016/5/11/chartex" xmlns:cx6="http://schemas.microsoft.com/office/drawing/2016/5/12/chartex" xmlns:cx7="http://schemas.microsoft.com/office/drawing/2016/5/13/chartex" xmlns:cx8="http://schemas.microsoft.com/office/drawing/2016/5/14/chartex" xmlns:mc="http://schemas.openxmlformats.org/markup-compatibility/2006" xmlns:aink="http://schemas.microsoft.com/office/drawing/2016/ink" xmlns:am3d="http://schemas.microsoft.com/office/drawing/2017/model3d" xmlns:o="urn:schemas-microsoft-com:office:office" xmlns:oel="http://schemas.microsoft.com/office/2019/extlst" xmlns:r="http://schemas.openxmlformats.org/officeDocument/2006/relationships" xmlns:m="http://schemas.openxmlformats.org/officeDocument/2006/math" xmlns:v="urn:schemas-microsoft-com:vml" xmlns:wp14="http://schemas.microsoft.com/office/word/2010/wordprocessingDrawing" xmlns:wp="http://schemas.openxmlformats.org/drawingml/2006/wordprocessingDrawing" xmlns:w10="urn:schemas-microsoft-com:office:word" xmlns:w="http://schemas.openxmlformats.org/wordprocessingml/2006/main" xmlns:w14="http://schemas.microsoft.com/office/word/2010/wordml" xmlns:w15="http://schemas.microsoft.com/office/word/2012/wordml" xmlns:w16cex="http://schemas.microsoft.com/office/word/2018/wordml/cex" xmlns:w16cid="http://schemas.microsoft.com/office/word/2016/wordml/cid" xmlns:w16="http://schemas.microsoft.com/office/word/2018/wordml" xmlns:w16sdtdh="http://schemas.microsoft.com/office/word/2020/wordml/sdtdatahash" xmlns:w16se="http://schemas.microsoft.com/office/word/2015/wordml/symex" xmlns:wpg="http://schemas.microsoft.com/office/word/2010/wordprocessingGroup" xmlns:wpi="http://schemas.microsoft.com/office/word/2010/wordprocessingInk" xmlns:wne="http://schemas.microsoft.com/office/word/2006/wordml" xmlns:wps="http://schemas.microsoft.com/office/word/2010/wordprocessingShape" mc:Ignorable="w14 w15 w16se w16cid w16 w16cex w16sdtdh wp14">
+<w:numbering xmlns:wpc="http://schemas.microsoft.com/office/word/2010/wordprocessingCanvas" xmlns:cx="http://schemas.microsoft.com/office/drawing/2014/chartex" xmlns:cx1="http://schemas.microsoft.com/office/drawing/2015/9/8/chartex" xmlns:cx2="http://schemas.microsoft.com/office/drawing/2015/10/21/chartex" xmlns:cx3="http://schemas.microsoft.com/office/drawing/2016/5/9/chartex" xmlns:cx4="http://schemas.microsoft.com/office/drawing/2016/5/10/chartex" xmlns:cx5="http://schemas.microsoft.com/office/drawing/2016/5/11/chartex" xmlns:cx6="http://schemas.microsoft.com/office/drawing/2016/5/12/chartex" xmlns:cx7="http://schemas.microsoft.com/office/drawing/2016/5/13/chartex" xmlns:cx8="http://schemas.microsoft.com/office/drawing/2016/5/14/chartex" xmlns:mc="http://schemas.openxmlformats.org/markup-compatibility/2006" xmlns:aink="http://schemas.microsoft.com/office/drawing/2016/ink" xmlns:am3d="http://schemas.microsoft.com/office/drawing/2017/model3d" xmlns:o="urn:schemas-microsoft-com:office:office" xmlns:oel="http://schemas.microsoft.com/office/2019/extlst" xmlns:r="http://schemas.openxmlformats.org/officeDocument/2006/relationships" xmlns:m="http://schemas.openxmlformats.org/officeDocument/2006/math" xmlns:v="urn:schemas-microsoft-com:vml" xmlns:wp14="http://schemas.microsoft.com/office/word/2010/wordprocessingDrawing" xmlns:wp="http://schemas.openxmlformats.org/drawingml/2006/wordprocessingDrawing" xmlns:w10="urn:schemas-microsoft-com:office:word" xmlns:w="http://schemas.openxmlformats.org/wordprocessingml/2006/main" xmlns:w14="http://schemas.microsoft.com/office/word/2010/wordml" xmlns:w15="http://schemas.microsoft.com/office/word/2012/wordml" xmlns:w16cex="http://schemas.microsoft.com/office/word/2018/wordml/cex" xmlns:w16cid="http://schemas.microsoft.com/office/word/2016/wordml/cid" xmlns:w16="http://schemas.microsoft.com/office/word/2018/wordml" xmlns:w16du="http://schemas.microsoft.com/office/word/2023/wordml/word16du" xmlns:w16sdtdh="http://schemas.microsoft.com/office/word/2020/wordml/sdtdatahash" xmlns:w16sdtfl="http://schemas.microsoft.com/office/word/2024/wordml/sdtformatlock" xmlns:w16se="http://schemas.microsoft.com/office/word/2015/wordml/symex" xmlns:wpg="http://schemas.microsoft.com/office/word/2010/wordprocessingGroup" xmlns:wpi="http://schemas.microsoft.com/office/word/2010/wordprocessingInk" xmlns:wne="http://schemas.microsoft.com/office/word/2006/wordml" xmlns:wps="http://schemas.microsoft.com/office/word/2010/wordprocessingShape" mc:Ignorable="w14 w15 w16se w16cid w16 w16cex w16sdtdh w16sdtfl w16du wp14">
   <w:abstractNum w:abstractNumId="0" w15:restartNumberingAfterBreak="0">
     <w:nsid w:val="FFFFFF7C"/>
     <w:multiLevelType w:val="singleLevel"/>
@@ -1235,7 +1239,7 @@
 </file>
 
 <file path=word/styles.xml><?xml version="1.0" encoding="utf-8"?>
-<w:styles xmlns:mc="http://schemas.openxmlformats.org/markup-compatibility/2006" xmlns:r="http://schemas.openxmlformats.org/officeDocument/2006/relationships" xmlns:w="http://schemas.openxmlformats.org/wordprocessingml/2006/main" xmlns:w14="http://schemas.microsoft.com/office/word/2010/wordml" xmlns:w15="http://schemas.microsoft.com/office/word/2012/wordml" xmlns:w16cex="http://schemas.microsoft.com/office/word/2018/wordml/cex" xmlns:w16cid="http://schemas.microsoft.com/office/word/2016/wordml/cid" xmlns:w16="http://schemas.microsoft.com/office/word/2018/wordml" xmlns:w16sdtdh="http://schemas.microsoft.com/office/word/2020/wordml/sdtdatahash" xmlns:w16se="http://schemas.microsoft.com/office/word/2015/wordml/symex" mc:Ignorable="w14 w15 w16se w16cid w16 w16cex w16sdtdh">
+<w:styles xmlns:mc="http://schemas.openxmlformats.org/markup-compatibility/2006" xmlns:r="http://schemas.openxmlformats.org/officeDocument/2006/relationships" xmlns:w="http://schemas.openxmlformats.org/wordprocessingml/2006/main" xmlns:w14="http://schemas.microsoft.com/office/word/2010/wordml" xmlns:w15="http://schemas.microsoft.com/office/word/2012/wordml" xmlns:w16cex="http://schemas.microsoft.com/office/word/2018/wordml/cex" xmlns:w16cid="http://schemas.microsoft.com/office/word/2016/wordml/cid" xmlns:w16="http://schemas.microsoft.com/office/word/2018/wordml" xmlns:w16du="http://schemas.microsoft.com/office/word/2023/wordml/word16du" xmlns:w16sdtdh="http://schemas.microsoft.com/office/word/2020/wordml/sdtdatahash" xmlns:w16sdtfl="http://schemas.microsoft.com/office/word/2024/wordml/sdtformatlock" xmlns:w16se="http://schemas.microsoft.com/office/word/2015/wordml/symex" mc:Ignorable="w14 w15 w16se w16cid w16 w16cex w16sdtdh w16sdtfl w16du">
   <w:docDefaults>
     <w:rPrDefault>
       <w:rPr>
@@ -1993,7 +1997,7 @@
     <w:link w:val="TitleChar"/>
     <w:uiPriority w:val="10"/>
     <w:qFormat/>
-    <w:rsid w:val="007106C8"/>
+    <w:rsid w:val="00E854FA"/>
     <w:pPr>
       <w:spacing w:after="300" w:line="240" w:lineRule="auto"/>
       <w:contextualSpacing/>
@@ -2003,7 +2007,7 @@
       <w:rFonts w:eastAsiaTheme="majorEastAsia" w:cstheme="majorBidi"/>
       <w:spacing w:val="5"/>
       <w:kern w:val="28"/>
-      <w:sz w:val="52"/>
+      <w:sz w:val="40"/>
       <w:szCs w:val="52"/>
       <w:lang w:val="sv-SE" w:eastAsia="en-US" w:bidi="ar-SA"/>
     </w:rPr>
@@ -2013,12 +2017,12 @@
     <w:basedOn w:val="DefaultParagraphFont"/>
     <w:link w:val="Title"/>
     <w:uiPriority w:val="10"/>
-    <w:rsid w:val="007106C8"/>
+    <w:rsid w:val="00E854FA"/>
     <w:rPr>
       <w:rFonts w:ascii="Times New Roman" w:eastAsiaTheme="majorEastAsia" w:hAnsi="Times New Roman" w:cstheme="majorBidi"/>
       <w:spacing w:val="5"/>
       <w:kern w:val="28"/>
-      <w:sz w:val="52"/>
+      <w:sz w:val="40"/>
       <w:szCs w:val="52"/>
       <w:lang w:val="sv-SE" w:eastAsia="en-US" w:bidi="ar-SA"/>
     </w:rPr>

--- a/klagomål/A 23767-2026 FSC-klagomål.docx
+++ b/klagomål/A 23767-2026 FSC-klagomål.docx
@@ -1019,7 +1019,7 @@
     <w:r>
       <w:tab/>
       <w:tab/>
-      <w:t>2026-06-18</w:t>
+      <w:t>2026-06-19</w:t>
       <w:br/>
       <w:br/>
     </w:r>

--- a/klagomål/A 23767-2026 FSC-klagomål.docx
+++ b/klagomål/A 23767-2026 FSC-klagomål.docx
@@ -1019,7 +1019,7 @@
     <w:r>
       <w:tab/>
       <w:tab/>
-      <w:t>2026-06-19</w:t>
+      <w:t>2026-06-20</w:t>
       <w:br/>
       <w:br/>
     </w:r>

--- a/klagomål/A 23767-2026 FSC-klagomål.docx
+++ b/klagomål/A 23767-2026 FSC-klagomål.docx
@@ -168,38 +168,7 @@
     </w:p>
     <w:p>
       <w:r>
-        <w:t>Detta dokument behandlar höga naturvärden i avverkningsanmälan A 23767-2026 i Värmdö kommun som inkom 2026-05-22 och omfattar 5,1 ha.</w:t>
-      </w:r>
-    </w:p>
-    <w:p>
-      <w:r>
-        <w:t>Nedan presenteras fynd av naturvårdsarter som gjorts i det avverkningsanmälda området, samt relevanta utdrag ur standarderna för FSC, Chain of Custody, Controlled Wood och PEFC. I BILAGA 1 finns artfakta om rödlistade arter.</w:t>
-      </w:r>
-    </w:p>
-    <w:p>
-      <w:r>
-        <w:t>Vi förväntar oss att ni återkommer med ett skriftligt svar på vårt klagomål och även beskriver vilka korrigerande åtgärder ni satt in för att rätta till identifierade brister i er efterlevnad av den svenska FSC standarden.</w:t>
-      </w:r>
-    </w:p>
-    <w:p>
-      <w:pPr>
-        <w:pStyle w:val="Heading1"/>
-      </w:pPr>
-      <w:r>
-        <w:t>Naturvårdsarter</w:t>
-      </w:r>
-    </w:p>
-    <w:p>
-      <w:r>
-        <w:t>I avverkningsanmälan har följande 9 naturvårdsarter hittats: blylav (EN, T), klosterlav (VU), mörk kraterlav (VU), lunglav (NT, T), sårläka (NT, T), vårärt (NT, T), strävlosta (S, T), svart trolldruva (S, T) och tibast (S, T). Av dessa är 6 rödlistade. För rödlistade arter har rödlistekategorin angivits inom parentes. Arter som är signalarter enligt Skogsstyrelsen har markerats med (S). Typiska arter inom Natura 2000 som är kopplade till skogsekosystem har markerats med (T).</w:t>
-      </w:r>
-    </w:p>
-    <w:p>
-      <w:r>
-        <w:t>De påträffade naturvårdsarterna är ett tydligt kvitto på att det rör sig om en skog med höga naturvärden.</w:t>
-      </w:r>
-      <w:r>
-        <w:t xml:space="preserve"> I Figur 1 visas fyndplatser för naturvårdsarter i området, som finns registrerade på Artportalen.</w:t>
+        <w:t>Detta klagomål behandlar höga naturvärden i avverkningsanmälan A 23767-2026 i Värmdö kommun som inkom 2026-05-22 och omfattar 5,1 ha.</w:t>
       </w:r>
     </w:p>
     <w:p>
@@ -247,7 +216,35 @@
         <w:spacing w:after="240"/>
       </w:pPr>
       <w:r>
-        <w:t>Figur 1. Fyndplatser för naturvårdsarter i avverkningsanmälan (röd linje). Markörer utan svart kant är placerade på fyndplatsen. Markörer med svart kant är placerade vid sidan av fyndplatsen och har ett svart streck som visar fyndplatsens exakta position. Kartans mittpunktskoordinat är N 6592254, E 711270 i SWEREF 99 TM.</w:t>
+        <w:t>Figur 1. Fyndplatser för naturvårdsarter i avverkningsanmälan. Markörer utan svart kant är placerade på fyndplatsen. Markörer med svart kant är placerade vid sidan av fyndplatsen har ett svart streck som visar fyndplatsens exakta position. Kartans mittpunktskoordinat är N 6592254, E 711270 i SWEREF 99 TM.</w:t>
+      </w:r>
+    </w:p>
+    <w:p>
+      <w:r>
+        <w:t>I avverkningsanmälan finns fynd av 9 naturvårdsarter, varav 6 är rödlistade, 7 är typiska (T) och 3 är signalarter (S): blylav (EN, T), klosterlav (VU), mörk kraterlav (VU), lunglav (NT, T), sårläka (NT, T), vårärt (NT, T), strävlosta (S, T), svart trolldruva (S, T) och tibast (S, T). Se Figur 1.</w:t>
+      </w:r>
+    </w:p>
+    <w:p>
+      <w:r>
+        <w:t>Nedan presenteras relevanta utdrag ur standarderna för FSC, Chain of Custody, Controlled Wood och PEFC.</w:t>
+      </w:r>
+    </w:p>
+    <w:p>
+      <w:r>
+        <w:t>Vi förväntar oss att ni återkommer med ett skriftligt svar på vårt klagomål och även beskriver vilka korrigerande åtgärder ni satt in för att rätta till identifierade brister i er efterlevnad av den svenska FSC standarden.</w:t>
+      </w:r>
+    </w:p>
+    <w:p>
+      <w:pPr>
+        <w:pStyle w:val="Heading1"/>
+      </w:pPr>
+      <w:r>
+        <w:t>Naturvårdsarter och fridlysta arter</w:t>
+      </w:r>
+    </w:p>
+    <w:p>
+      <w:r>
+        <w:t>Nedan följer beskrivningar av de naturvårdsarter och fridlysta arter som har sina livsmiljöer och växtplatser i den avverkningsanmälda skogen. Se även ytterligare artfakta i BILAGA 1. De påträffade naturvårdsarterna är ett tydligt kvitto på att det rör sig om en skog med höga naturvärden.</w:t>
       </w:r>
     </w:p>
     <w:p>
@@ -295,6 +292,17 @@
         <w:rPr>
           <w:b/>
         </w:rPr>
+        <w:t>Mörk kraterlav (VU)</w:t>
+      </w:r>
+      <w:r>
+        <w:t xml:space="preserve"> växer på grov bark av ädellövträd som bok, alm, ask, lönn och ek. Miljöerna varierar från slutna bokskogar och andra ädellövskogar till öppna lövängar, alléer och parkmiljöer. Arten påträffas ofta vid basen av träden, men den förekommer inte sällan även en bit upp på stammen. Miljöerna har lång kontinuitet på gamla träd och tillsammans med mörk kraterlav förekommer ofta andra rödlistade lavar (SLU Artdatabanken, 2024).</w:t>
+      </w:r>
+    </w:p>
+    <w:p>
+      <w:r>
+        <w:rPr>
+          <w:b/>
+        </w:rPr>
         <w:t>Lunglav (NT)</w:t>
       </w:r>
       <w:r>
@@ -351,10 +359,57 @@
         <w:rPr>
           <w:b/>
         </w:rPr>
-        <w:t>Mörk kraterlav (VU)</w:t>
-      </w:r>
-      <w:r>
-        <w:t xml:space="preserve"> växer på grov bark av ädellövträd som bok, alm, ask, lönn och ek. Miljöerna varierar från slutna bokskogar och andra ädellövskogar till öppna lövängar, alléer och parkmiljöer. Arten påträffas ofta vid basen av träden, men den förekommer inte sällan även en bit upp på stammen. Miljöerna har lång kontinuitet på gamla träd och tillsammans med mörk kraterlav förekommer ofta andra rödlistade lavar (SLU Artdatabanken, 2024).</w:t>
+        <w:t>Sårläka (NT)</w:t>
+      </w:r>
+      <w:r>
+        <w:t xml:space="preserve"> växer på mullrik mark i skuggiga eller halvskuggiga lövskogar och lundar men också i örtrika kalkbarrskogar. Arten ingår i en exklusiv lundflora som bara uppträder i de allra rikaste kalkbarrskogarna söder om den biologiska norrlandsgränsen. I ädellövskogar och lundar är den också knuten till områden med en mycket rik mångfald av naturvårdsarter. Enligt Riksskogstaxeringens data förefaller den ha minskat kraftigt (&gt;50%) vilket troligen kan förklaras av det storskaliga skogsbruket med kalhyggen. Sårläka är typisk art för </w:t>
+      </w:r>
+      <w:r>
+        <w:rPr>
+          <w:i/>
+        </w:rPr>
+        <w:t xml:space="preserve">9050 Näringsrik granskog, 9020 Nordlig ädellövskog, 9130 Näringsrik bokskog </w:t>
+      </w:r>
+      <w:r>
+        <w:t xml:space="preserve">och </w:t>
+      </w:r>
+      <w:r>
+        <w:rPr>
+          <w:i/>
+        </w:rPr>
+        <w:t>9160 Näringsrik ekskog</w:t>
+      </w:r>
+      <w:r>
+        <w:t xml:space="preserve"> samt värdväxt för den rödlistade fjärilen sårläkeplattmal (NT) (SLU Artdatabanken, 2026; Nitare &amp; Skogsstyrelsen, 2019).</w:t>
+      </w:r>
+    </w:p>
+    <w:p>
+      <w:r>
+        <w:rPr>
+          <w:b/>
+        </w:rPr>
+        <w:t>Vårärt (NT)</w:t>
+      </w:r>
+      <w:r>
+        <w:t xml:space="preserve"> är en kalkgynnad mullväxt som är knuten till rik lundartad vegetation och har sin huvudsakliga förekomst i sydliga kalklövskogar, lövängen och hässlen. Den har även viktiga förekomster av reliktkaraktär i örtrika kalkgranskogar på frisk eller något fuktig mark i mellersta Sverige. Vårärt är en extra betydelsefull signalart i boreala och boreonemorala kalkgranskogar, då dessa förekomster nu är starkt fragmenterade och troligen visar på en flertusenårig ekologisk kontinuitet där spridning och etablering kan ha skett under postglaciala värmetiden. Arten tål inte dagens storskaliga skogsbruksmetoder och den kommer in på rödlistan för första gången 2025 till följd av en kraftig minskning (&gt;50%) i Riksskogstaxeringens data. Vårärt är typisk art för </w:t>
+      </w:r>
+      <w:r>
+        <w:rPr>
+          <w:i/>
+        </w:rPr>
+        <w:t xml:space="preserve">9050 Näringsrik granskog, 9020 Nordlig ädellövskog, 9160 Näringsrik ekskog </w:t>
+      </w:r>
+      <w:r>
+        <w:t xml:space="preserve">och </w:t>
+      </w:r>
+      <w:r>
+        <w:rPr>
+          <w:i/>
+        </w:rPr>
+        <w:t>9180 Ädellövskog i branter</w:t>
+      </w:r>
+      <w:r>
+        <w:t xml:space="preserve"> (Nitare &amp; Skogsstyrelsen, 2019; SLU Artdatabanken, 2026).</w:t>
       </w:r>
     </w:p>
     <w:p>
@@ -429,35 +484,6 @@
         <w:rPr>
           <w:b/>
         </w:rPr>
-        <w:t>Sårläka (NT)</w:t>
-      </w:r>
-      <w:r>
-        <w:t xml:space="preserve"> växer på mullrik mark i skuggiga eller halvskuggiga lövskogar och lundar men också i örtrika kalkbarrskogar. Arten ingår i en exklusiv lundflora som bara uppträder i de allra rikaste kalkbarrskogarna söder om den biologiska norrlandsgränsen. I ädellövskogar och lundar är den också knuten till områden med en mycket rik mångfald av naturvårdsarter. Enligt Riksskogstaxeringens data förefaller den ha minskat kraftigt (&gt;50%) vilket troligen kan förklaras av det storskaliga skogsbruket med kalhyggen. Sårläka är typisk art för </w:t>
-      </w:r>
-      <w:r>
-        <w:rPr>
-          <w:i/>
-        </w:rPr>
-        <w:t xml:space="preserve">9050 Näringsrik granskog, 9020 Nordlig ädellövskog, 9130 Näringsrik bokskog </w:t>
-      </w:r>
-      <w:r>
-        <w:t xml:space="preserve">och </w:t>
-      </w:r>
-      <w:r>
-        <w:rPr>
-          <w:i/>
-        </w:rPr>
-        <w:t>9160 Näringsrik ekskog</w:t>
-      </w:r>
-      <w:r>
-        <w:t xml:space="preserve"> samt värdväxt för den rödlistade fjärilen sårläkeplattmal (NT) (SLU Artdatabanken, 2026; Nitare &amp; Skogsstyrelsen, 2019).</w:t>
-      </w:r>
-    </w:p>
-    <w:p>
-      <w:r>
-        <w:rPr>
-          <w:b/>
-        </w:rPr>
         <w:t>Tibast</w:t>
       </w:r>
       <w:r>
@@ -471,35 +497,6 @@
       </w:r>
       <w:r>
         <w:t xml:space="preserve"> och värdväxt för de två fjärilsarterna större tibastmal och brun tibastmal (CR) (SLU Artdatabanken, 2024; Nitare &amp; Skogsstyrelsen, 2019).</w:t>
-      </w:r>
-    </w:p>
-    <w:p>
-      <w:r>
-        <w:rPr>
-          <w:b/>
-        </w:rPr>
-        <w:t>Vårärt (NT)</w:t>
-      </w:r>
-      <w:r>
-        <w:t xml:space="preserve"> är en kalkgynnad mullväxt som är knuten till rik lundartad vegetation och har sin huvudsakliga förekomst i sydliga kalklövskogar, lövängen och hässlen. Den har även viktiga förekomster av reliktkaraktär i örtrika kalkgranskogar på frisk eller något fuktig mark i mellersta Sverige. Vårärt är en extra betydelsefull signalart i boreala och boreonemorala kalkgranskogar, då dessa förekomster nu är starkt fragmenterade och troligen visar på en flertusenårig ekologisk kontinuitet där spridning och etablering kan ha skett under postglaciala värmetiden. Arten tål inte dagens storskaliga skogsbruksmetoder och den kommer in på rödlistan för första gången 2025 till följd av en kraftig minskning (&gt;50%) i Riksskogstaxeringens data. Vårärt är typisk art för </w:t>
-      </w:r>
-      <w:r>
-        <w:rPr>
-          <w:i/>
-        </w:rPr>
-        <w:t xml:space="preserve">9050 Näringsrik granskog, 9020 Nordlig ädellövskog, 9160 Näringsrik ekskog </w:t>
-      </w:r>
-      <w:r>
-        <w:t xml:space="preserve">och </w:t>
-      </w:r>
-      <w:r>
-        <w:rPr>
-          <w:i/>
-        </w:rPr>
-        <w:t>9180 Ädellövskog i branter</w:t>
-      </w:r>
-      <w:r>
-        <w:t xml:space="preserve"> (Nitare &amp; Skogsstyrelsen, 2019; SLU Artdatabanken, 2026).</w:t>
       </w:r>
     </w:p>
     <w:p>
@@ -1019,7 +1016,7 @@
     <w:r>
       <w:tab/>
       <w:tab/>
-      <w:t>2026-06-20</w:t>
+      <w:t>2026-06-21</w:t>
       <w:br/>
       <w:br/>
     </w:r>

--- a/klagomål/A 23767-2026 FSC-klagomål.docx
+++ b/klagomål/A 23767-2026 FSC-klagomål.docx
@@ -1016,7 +1016,7 @@
     <w:r>
       <w:tab/>
       <w:tab/>
-      <w:t>2026-06-21</w:t>
+      <w:t>2026-06-22</w:t>
       <w:br/>
       <w:br/>
     </w:r>

--- a/klagomål/A 23767-2026 FSC-klagomål.docx
+++ b/klagomål/A 23767-2026 FSC-klagomål.docx
@@ -1016,7 +1016,7 @@
     <w:r>
       <w:tab/>
       <w:tab/>
-      <w:t>2026-06-22</w:t>
+      <w:t>2026-06-23</w:t>
       <w:br/>
       <w:br/>
     </w:r>

--- a/klagomål/A 23767-2026 FSC-klagomål.docx
+++ b/klagomål/A 23767-2026 FSC-klagomål.docx
@@ -1016,7 +1016,7 @@
     <w:r>
       <w:tab/>
       <w:tab/>
-      <w:t>2026-06-23</w:t>
+      <w:t>2026-06-24</w:t>
       <w:br/>
       <w:br/>
     </w:r>

--- a/klagomål/A 23767-2026 FSC-klagomål.docx
+++ b/klagomål/A 23767-2026 FSC-klagomål.docx
@@ -1016,7 +1016,7 @@
     <w:r>
       <w:tab/>
       <w:tab/>
-      <w:t>2026-06-24</w:t>
+      <w:t>2026-06-25</w:t>
       <w:br/>
       <w:br/>
     </w:r>

--- a/klagomål/A 23767-2026 FSC-klagomål.docx
+++ b/klagomål/A 23767-2026 FSC-klagomål.docx
@@ -1016,7 +1016,7 @@
     <w:r>
       <w:tab/>
       <w:tab/>
-      <w:t>2026-06-25</w:t>
+      <w:t>2026-06-26</w:t>
       <w:br/>
       <w:br/>
     </w:r>

--- a/klagomål/A 23767-2026 FSC-klagomål.docx
+++ b/klagomål/A 23767-2026 FSC-klagomål.docx
@@ -1016,7 +1016,7 @@
     <w:r>
       <w:tab/>
       <w:tab/>
-      <w:t>2026-06-26</w:t>
+      <w:t>2026-06-27</w:t>
       <w:br/>
       <w:br/>
     </w:r>

--- a/klagomål/A 23767-2026 FSC-klagomål.docx
+++ b/klagomål/A 23767-2026 FSC-klagomål.docx
@@ -1016,7 +1016,7 @@
     <w:r>
       <w:tab/>
       <w:tab/>
-      <w:t>2026-06-27</w:t>
+      <w:t>2026-06-28</w:t>
       <w:br/>
       <w:br/>
     </w:r>

--- a/klagomål/A 23767-2026 FSC-klagomål.docx
+++ b/klagomål/A 23767-2026 FSC-klagomål.docx
@@ -1016,7 +1016,7 @@
     <w:r>
       <w:tab/>
       <w:tab/>
-      <w:t>2026-06-28</w:t>
+      <w:t>2026-06-29</w:t>
       <w:br/>
       <w:br/>
     </w:r>

--- a/klagomål/A 23767-2026 FSC-klagomål.docx
+++ b/klagomål/A 23767-2026 FSC-klagomål.docx
@@ -1016,7 +1016,7 @@
     <w:r>
       <w:tab/>
       <w:tab/>
-      <w:t>2026-06-29</w:t>
+      <w:t>2026-06-30</w:t>
       <w:br/>
       <w:br/>
     </w:r>

--- a/klagomål/A 23767-2026 FSC-klagomål.docx
+++ b/klagomål/A 23767-2026 FSC-klagomål.docx
@@ -1016,7 +1016,7 @@
     <w:r>
       <w:tab/>
       <w:tab/>
-      <w:t>2026-06-30</w:t>
+      <w:t>2026-07-01</w:t>
       <w:br/>
       <w:br/>
     </w:r>

--- a/klagomål/A 23767-2026 FSC-klagomål.docx
+++ b/klagomål/A 23767-2026 FSC-klagomål.docx
@@ -1016,7 +1016,7 @@
     <w:r>
       <w:tab/>
       <w:tab/>
-      <w:t>2026-07-01</w:t>
+      <w:t>2026-07-02</w:t>
       <w:br/>
       <w:br/>
     </w:r>

--- a/klagomål/A 23767-2026 FSC-klagomål.docx
+++ b/klagomål/A 23767-2026 FSC-klagomål.docx
@@ -1016,7 +1016,7 @@
     <w:r>
       <w:tab/>
       <w:tab/>
-      <w:t>2026-07-13</w:t>
+      <w:t>2026-07-14</w:t>
       <w:br/>
       <w:br/>
     </w:r>

--- a/klagomål/A 23767-2026 FSC-klagomål.docx
+++ b/klagomål/A 23767-2026 FSC-klagomål.docx
@@ -1016,7 +1016,7 @@
     <w:r>
       <w:tab/>
       <w:tab/>
-      <w:t>2026-07-14</w:t>
+      <w:t>2026-07-15</w:t>
       <w:br/>
       <w:br/>
     </w:r>

--- a/klagomål/A 23767-2026 FSC-klagomål.docx
+++ b/klagomål/A 23767-2026 FSC-klagomål.docx
@@ -1016,7 +1016,7 @@
     <w:r>
       <w:tab/>
       <w:tab/>
-      <w:t>2026-07-15</w:t>
+      <w:t>2026-07-16</w:t>
       <w:br/>
       <w:br/>
     </w:r>

--- a/klagomål/A 23767-2026 FSC-klagomål.docx
+++ b/klagomål/A 23767-2026 FSC-klagomål.docx
@@ -1016,7 +1016,7 @@
     <w:r>
       <w:tab/>
       <w:tab/>
-      <w:t>2026-07-16</w:t>
+      <w:t>2026-07-17</w:t>
       <w:br/>
       <w:br/>
     </w:r>

--- a/klagomål/A 23767-2026 FSC-klagomål.docx
+++ b/klagomål/A 23767-2026 FSC-klagomål.docx
@@ -1016,7 +1016,7 @@
     <w:r>
       <w:tab/>
       <w:tab/>
-      <w:t>2026-07-17</w:t>
+      <w:t>2026-07-18</w:t>
       <w:br/>
       <w:br/>
     </w:r>

--- a/klagomål/A 23767-2026 FSC-klagomål.docx
+++ b/klagomål/A 23767-2026 FSC-klagomål.docx
@@ -1016,7 +1016,7 @@
     <w:r>
       <w:tab/>
       <w:tab/>
-      <w:t>2026-07-18</w:t>
+      <w:t>2026-07-19</w:t>
       <w:br/>
       <w:br/>
     </w:r>

--- a/klagomål/A 23767-2026 FSC-klagomål.docx
+++ b/klagomål/A 23767-2026 FSC-klagomål.docx
@@ -1016,7 +1016,7 @@
     <w:r>
       <w:tab/>
       <w:tab/>
-      <w:t>2026-07-19</w:t>
+      <w:t>2026-07-20</w:t>
       <w:br/>
       <w:br/>
     </w:r>

--- a/klagomål/A 23767-2026 FSC-klagomål.docx
+++ b/klagomål/A 23767-2026 FSC-klagomål.docx
@@ -1016,7 +1016,7 @@
     <w:r>
       <w:tab/>
       <w:tab/>
-      <w:t>2026-07-20</w:t>
+      <w:t>2026-07-21</w:t>
       <w:br/>
       <w:br/>
     </w:r>

--- a/klagomål/A 23767-2026 FSC-klagomål.docx
+++ b/klagomål/A 23767-2026 FSC-klagomål.docx
@@ -1016,7 +1016,7 @@
     <w:r>
       <w:tab/>
       <w:tab/>
-      <w:t>2026-07-21</w:t>
+      <w:t>2026-07-22</w:t>
       <w:br/>
       <w:br/>
     </w:r>

--- a/klagomål/A 23767-2026 FSC-klagomål.docx
+++ b/klagomål/A 23767-2026 FSC-klagomål.docx
@@ -1016,7 +1016,7 @@
     <w:r>
       <w:tab/>
       <w:tab/>
-      <w:t>2026-07-22</w:t>
+      <w:t>2026-07-23</w:t>
       <w:br/>
       <w:br/>
     </w:r>

--- a/klagomål/A 23767-2026 FSC-klagomål.docx
+++ b/klagomål/A 23767-2026 FSC-klagomål.docx
@@ -1016,7 +1016,7 @@
     <w:r>
       <w:tab/>
       <w:tab/>
-      <w:t>2026-07-23</w:t>
+      <w:t>2026-07-24</w:t>
       <w:br/>
       <w:br/>
     </w:r>

--- a/klagomål/A 23767-2026 FSC-klagomål.docx
+++ b/klagomål/A 23767-2026 FSC-klagomål.docx
@@ -1016,7 +1016,7 @@
     <w:r>
       <w:tab/>
       <w:tab/>
-      <w:t>2026-07-24</w:t>
+      <w:t>2026-07-25</w:t>
       <w:br/>
       <w:br/>
     </w:r>

--- a/klagomål/A 23767-2026 FSC-klagomål.docx
+++ b/klagomål/A 23767-2026 FSC-klagomål.docx
@@ -1016,7 +1016,7 @@
     <w:r>
       <w:tab/>
       <w:tab/>
-      <w:t>2026-07-25</w:t>
+      <w:t>2026-07-26</w:t>
       <w:br/>
       <w:br/>
     </w:r>

--- a/klagomål/A 23767-2026 FSC-klagomål.docx
+++ b/klagomål/A 23767-2026 FSC-klagomål.docx
@@ -1016,7 +1016,7 @@
     <w:r>
       <w:tab/>
       <w:tab/>
-      <w:t>2026-07-26</w:t>
+      <w:t>2026-07-27</w:t>
       <w:br/>
       <w:br/>
     </w:r>

--- a/klagomål/A 23767-2026 FSC-klagomål.docx
+++ b/klagomål/A 23767-2026 FSC-klagomål.docx
@@ -1016,7 +1016,7 @@
     <w:r>
       <w:tab/>
       <w:tab/>
-      <w:t>2026-07-27</w:t>
+      <w:t>2026-07-28</w:t>
       <w:br/>
       <w:br/>
     </w:r>

--- a/klagomål/A 23767-2026 FSC-klagomål.docx
+++ b/klagomål/A 23767-2026 FSC-klagomål.docx
@@ -1016,7 +1016,7 @@
     <w:r>
       <w:tab/>
       <w:tab/>
-      <w:t>2026-07-28</w:t>
+      <w:t>2026-07-29</w:t>
       <w:br/>
       <w:br/>
     </w:r>

--- a/klagomål/A 23767-2026 FSC-klagomål.docx
+++ b/klagomål/A 23767-2026 FSC-klagomål.docx
@@ -1016,7 +1016,7 @@
     <w:r>
       <w:tab/>
       <w:tab/>
-      <w:t>2026-07-29</w:t>
+      <w:t>2026-07-30</w:t>
       <w:br/>
       <w:br/>
     </w:r>

--- a/klagomål/A 23767-2026 FSC-klagomål.docx
+++ b/klagomål/A 23767-2026 FSC-klagomål.docx
@@ -1016,7 +1016,7 @@
     <w:r>
       <w:tab/>
       <w:tab/>
-      <w:t>2026-07-30</w:t>
+      <w:t>2026-07-31</w:t>
       <w:br/>
       <w:br/>
     </w:r>

--- a/klagomål/A 23767-2026 FSC-klagomål.docx
+++ b/klagomål/A 23767-2026 FSC-klagomål.docx
@@ -1016,7 +1016,7 @@
     <w:r>
       <w:tab/>
       <w:tab/>
-      <w:t>2026-07-31</w:t>
+      <w:t>2026-08-01</w:t>
       <w:br/>
       <w:br/>
     </w:r>

--- a/klagomål/A 23767-2026 FSC-klagomål.docx
+++ b/klagomål/A 23767-2026 FSC-klagomål.docx
@@ -1016,7 +1016,7 @@
     <w:r>
       <w:tab/>
       <w:tab/>
-      <w:t>2026-08-01</w:t>
+      <w:t>2026-08-02</w:t>
       <w:br/>
       <w:br/>
     </w:r>

--- a/klagomål/A 23767-2026 FSC-klagomål.docx
+++ b/klagomål/A 23767-2026 FSC-klagomål.docx
@@ -1016,7 +1016,7 @@
     <w:r>
       <w:tab/>
       <w:tab/>
-      <w:t>2026-08-02</w:t>
+      <w:t>2026-08-03</w:t>
       <w:br/>
       <w:br/>
     </w:r>

--- a/klagomål/A 23767-2026 FSC-klagomål.docx
+++ b/klagomål/A 23767-2026 FSC-klagomål.docx
@@ -1016,7 +1016,7 @@
     <w:r>
       <w:tab/>
       <w:tab/>
-      <w:t>2026-08-03</w:t>
+      <w:t>2026-08-05</w:t>
       <w:br/>
       <w:br/>
     </w:r>

--- a/klagomål/A 23767-2026 FSC-klagomål.docx
+++ b/klagomål/A 23767-2026 FSC-klagomål.docx
@@ -1016,7 +1016,7 @@
     <w:r>
       <w:tab/>
       <w:tab/>
-      <w:t>2026-08-05</w:t>
+      <w:t>2026-08-07</w:t>
       <w:br/>
       <w:br/>
     </w:r>

--- a/klagomål/A 23767-2026 FSC-klagomål.docx
+++ b/klagomål/A 23767-2026 FSC-klagomål.docx
@@ -1016,7 +1016,7 @@
     <w:r>
       <w:tab/>
       <w:tab/>
-      <w:t>2026-08-07</w:t>
+      <w:t>2026-08-08</w:t>
       <w:br/>
       <w:br/>
     </w:r>

--- a/klagomål/A 23767-2026 FSC-klagomål.docx
+++ b/klagomål/A 23767-2026 FSC-klagomål.docx
@@ -216,7 +216,7 @@
         <w:spacing w:after="240"/>
       </w:pPr>
       <w:r>
-        <w:t>Figur 1. Fyndplatser för naturvårdsarter i avverkningsanmälan. Markörer utan svart kant är placerade på fyndplatsen. Markörer med svart kant är placerade vid sidan av fyndplatsen har ett svart streck som visar fyndplatsens exakta position. Kartans mittpunktskoordinat är N 6592254, E 711270 i SWEREF 99 TM.</w:t>
+        <w:t>Figur 1. Fyndplatser för naturvårdsarter i avverkningsanmälan. Markörer utan svart kant är placerade på fyndplatsen. Markörer med svart kant är placerade vid sidan av fyndplatsen och har ett svart streck som visar fyndplatsens exakta position. Kartans mittpunktskoordinat är N 6592254, E 711270 i SWEREF 99 TM.</w:t>
       </w:r>
     </w:p>
     <w:p>
@@ -1016,7 +1016,7 @@
     <w:r>
       <w:tab/>
       <w:tab/>
-      <w:t>2026-08-14</w:t>
+      <w:t>2026-08-15</w:t>
       <w:br/>
       <w:br/>
     </w:r>

--- a/klagomål/A 23767-2026 FSC-klagomål.docx
+++ b/klagomål/A 23767-2026 FSC-klagomål.docx
@@ -1016,7 +1016,7 @@
     <w:r>
       <w:tab/>
       <w:tab/>
-      <w:t>2026-08-15</w:t>
+      <w:t>2026-08-16</w:t>
       <w:br/>
       <w:br/>
     </w:r>

--- a/klagomål/A 23767-2026 FSC-klagomål.docx
+++ b/klagomål/A 23767-2026 FSC-klagomål.docx
@@ -1016,7 +1016,7 @@
     <w:r>
       <w:tab/>
       <w:tab/>
-      <w:t>2026-08-16</w:t>
+      <w:t>2026-08-17</w:t>
       <w:br/>
       <w:br/>
     </w:r>

--- a/klagomål/A 23767-2026 FSC-klagomål.docx
+++ b/klagomål/A 23767-2026 FSC-klagomål.docx
@@ -1016,7 +1016,7 @@
     <w:r>
       <w:tab/>
       <w:tab/>
-      <w:t>2026-08-17</w:t>
+      <w:t>2026-08-18</w:t>
       <w:br/>
       <w:br/>
     </w:r>

--- a/klagomål/A 23767-2026 FSC-klagomål.docx
+++ b/klagomål/A 23767-2026 FSC-klagomål.docx
@@ -1016,7 +1016,7 @@
     <w:r>
       <w:tab/>
       <w:tab/>
-      <w:t>2026-08-18</w:t>
+      <w:t>2026-08-19</w:t>
       <w:br/>
       <w:br/>
     </w:r>

--- a/klagomål/A 23767-2026 FSC-klagomål.docx
+++ b/klagomål/A 23767-2026 FSC-klagomål.docx
@@ -1016,7 +1016,7 @@
     <w:r>
       <w:tab/>
       <w:tab/>
-      <w:t>2026-08-19</w:t>
+      <w:t>2026-08-20</w:t>
       <w:br/>
       <w:br/>
     </w:r>

--- a/klagomål/A 23767-2026 FSC-klagomål.docx
+++ b/klagomål/A 23767-2026 FSC-klagomål.docx
@@ -1016,7 +1016,7 @@
     <w:r>
       <w:tab/>
       <w:tab/>
-      <w:t>2026-08-20</w:t>
+      <w:t>2026-08-21</w:t>
       <w:br/>
       <w:br/>
     </w:r>

--- a/klagomål/A 23767-2026 FSC-klagomål.docx
+++ b/klagomål/A 23767-2026 FSC-klagomål.docx
@@ -1016,7 +1016,7 @@
     <w:r>
       <w:tab/>
       <w:tab/>
-      <w:t>2026-08-21</w:t>
+      <w:t>2026-08-22</w:t>
       <w:br/>
       <w:br/>
     </w:r>

--- a/klagomål/A 23767-2026 FSC-klagomål.docx
+++ b/klagomål/A 23767-2026 FSC-klagomål.docx
@@ -1016,7 +1016,7 @@
     <w:r>
       <w:tab/>
       <w:tab/>
-      <w:t>2026-08-22</w:t>
+      <w:t>2026-08-23</w:t>
       <w:br/>
       <w:br/>
     </w:r>

--- a/klagomål/A 23767-2026 FSC-klagomål.docx
+++ b/klagomål/A 23767-2026 FSC-klagomål.docx
@@ -1016,7 +1016,7 @@
     <w:r>
       <w:tab/>
       <w:tab/>
-      <w:t>2026-08-23</w:t>
+      <w:t>2026-08-24</w:t>
       <w:br/>
       <w:br/>
     </w:r>

--- a/klagomål/A 23767-2026 FSC-klagomål.docx
+++ b/klagomål/A 23767-2026 FSC-klagomål.docx
@@ -1016,7 +1016,7 @@
     <w:r>
       <w:tab/>
       <w:tab/>
-      <w:t>2026-08-24</w:t>
+      <w:t>2026-08-25</w:t>
       <w:br/>
       <w:br/>
     </w:r>

--- a/klagomål/A 23767-2026 FSC-klagomål.docx
+++ b/klagomål/A 23767-2026 FSC-klagomål.docx
@@ -1016,7 +1016,7 @@
     <w:r>
       <w:tab/>
       <w:tab/>
-      <w:t>2026-08-25</w:t>
+      <w:t>2026-08-26</w:t>
       <w:br/>
       <w:br/>
     </w:r>

--- a/klagomål/A 23767-2026 FSC-klagomål.docx
+++ b/klagomål/A 23767-2026 FSC-klagomål.docx
@@ -1016,7 +1016,7 @@
     <w:r>
       <w:tab/>
       <w:tab/>
-      <w:t>2026-08-26</w:t>
+      <w:t>2026-08-27</w:t>
       <w:br/>
       <w:br/>
     </w:r>

--- a/klagomål/A 23767-2026 FSC-klagomål.docx
+++ b/klagomål/A 23767-2026 FSC-klagomål.docx
@@ -1016,7 +1016,7 @@
     <w:r>
       <w:tab/>
       <w:tab/>
-      <w:t>2026-08-27</w:t>
+      <w:t>2026-08-28</w:t>
       <w:br/>
       <w:br/>
     </w:r>

--- a/klagomål/A 23767-2026 FSC-klagomål.docx
+++ b/klagomål/A 23767-2026 FSC-klagomål.docx
@@ -1016,7 +1016,7 @@
     <w:r>
       <w:tab/>
       <w:tab/>
-      <w:t>2026-08-28</w:t>
+      <w:t>2026-08-29</w:t>
       <w:br/>
       <w:br/>
     </w:r>

--- a/klagomål/A 23767-2026 FSC-klagomål.docx
+++ b/klagomål/A 23767-2026 FSC-klagomål.docx
@@ -1016,7 +1016,7 @@
     <w:r>
       <w:tab/>
       <w:tab/>
-      <w:t>2026-08-29</w:t>
+      <w:t>2026-08-31</w:t>
       <w:br/>
       <w:br/>
     </w:r>

--- a/klagomål/A 23767-2026 FSC-klagomål.docx
+++ b/klagomål/A 23767-2026 FSC-klagomål.docx
@@ -1016,7 +1016,7 @@
     <w:r>
       <w:tab/>
       <w:tab/>
-      <w:t>2026-08-31</w:t>
+      <w:t>2026-09-01</w:t>
       <w:br/>
       <w:br/>
     </w:r>

--- a/klagomål/A 23767-2026 FSC-klagomål.docx
+++ b/klagomål/A 23767-2026 FSC-klagomål.docx
@@ -1016,7 +1016,7 @@
     <w:r>
       <w:tab/>
       <w:tab/>
-      <w:t>2026-09-01</w:t>
+      <w:t>2026-09-02</w:t>
       <w:br/>
       <w:br/>
     </w:r>

--- a/klagomål/A 23767-2026 FSC-klagomål.docx
+++ b/klagomål/A 23767-2026 FSC-klagomål.docx
@@ -1016,7 +1016,7 @@
     <w:r>
       <w:tab/>
       <w:tab/>
-      <w:t>2026-09-02</w:t>
+      <w:t>2026-09-03</w:t>
       <w:br/>
       <w:br/>
     </w:r>

--- a/klagomål/A 23767-2026 FSC-klagomål.docx
+++ b/klagomål/A 23767-2026 FSC-klagomål.docx
@@ -1016,7 +1016,7 @@
     <w:r>
       <w:tab/>
       <w:tab/>
-      <w:t>2026-09-03</w:t>
+      <w:t>2026-09-04</w:t>
       <w:br/>
       <w:br/>
     </w:r>

--- a/klagomål/A 23767-2026 FSC-klagomål.docx
+++ b/klagomål/A 23767-2026 FSC-klagomål.docx
@@ -1016,7 +1016,7 @@
     <w:r>
       <w:tab/>
       <w:tab/>
-      <w:t>2026-09-04</w:t>
+      <w:t>2026-09-05</w:t>
       <w:br/>
       <w:br/>
     </w:r>

--- a/klagomål/A 23767-2026 FSC-klagomål.docx
+++ b/klagomål/A 23767-2026 FSC-klagomål.docx
@@ -1016,7 +1016,7 @@
     <w:r>
       <w:tab/>
       <w:tab/>
-      <w:t>2026-09-05</w:t>
+      <w:t>2026-09-06</w:t>
       <w:br/>
       <w:br/>
     </w:r>

--- a/klagomål/A 23767-2026 FSC-klagomål.docx
+++ b/klagomål/A 23767-2026 FSC-klagomål.docx
@@ -1016,7 +1016,7 @@
     <w:r>
       <w:tab/>
       <w:tab/>
-      <w:t>2026-09-06</w:t>
+      <w:t>2026-09-07</w:t>
       <w:br/>
       <w:br/>
     </w:r>

--- a/klagomål/A 23767-2026 FSC-klagomål.docx
+++ b/klagomål/A 23767-2026 FSC-klagomål.docx
@@ -1016,7 +1016,7 @@
     <w:r>
       <w:tab/>
       <w:tab/>
-      <w:t>2026-09-07</w:t>
+      <w:t>2026-09-08</w:t>
       <w:br/>
       <w:br/>
     </w:r>

--- a/klagomål/A 23767-2026 FSC-klagomål.docx
+++ b/klagomål/A 23767-2026 FSC-klagomål.docx
@@ -1016,7 +1016,7 @@
     <w:r>
       <w:tab/>
       <w:tab/>
-      <w:t>2026-09-08</w:t>
+      <w:t>2026-09-09</w:t>
       <w:br/>
       <w:br/>
     </w:r>

--- a/klagomål/A 23767-2026 FSC-klagomål.docx
+++ b/klagomål/A 23767-2026 FSC-klagomål.docx
@@ -1016,7 +1016,7 @@
     <w:r>
       <w:tab/>
       <w:tab/>
-      <w:t>2026-09-09</w:t>
+      <w:t>2026-09-10</w:t>
       <w:br/>
       <w:br/>
     </w:r>

--- a/klagomål/A 23767-2026 FSC-klagomål.docx
+++ b/klagomål/A 23767-2026 FSC-klagomål.docx
@@ -1016,7 +1016,7 @@
     <w:r>
       <w:tab/>
       <w:tab/>
-      <w:t>2026-09-10</w:t>
+      <w:t>2026-09-11</w:t>
       <w:br/>
       <w:br/>
     </w:r>

--- a/klagomål/A 23767-2026 FSC-klagomål.docx
+++ b/klagomål/A 23767-2026 FSC-klagomål.docx
@@ -1016,7 +1016,7 @@
     <w:r>
       <w:tab/>
       <w:tab/>
-      <w:t>2026-09-11</w:t>
+      <w:t>2026-09-12</w:t>
       <w:br/>
       <w:br/>
     </w:r>
